--- a/Chapter5_Conclusions_and_Recommendations.docx
+++ b/Chapter5_Conclusions_and_Recommendations.docx
@@ -73,7 +73,7 @@
           <w:sz w:val="24"/>
           <w:szCs w:val="24"/>
         </w:rPr>
-        <w:t xml:space="preserve">This study developed and evaluated an Enhanced Seeded Region Growing (ESRG) algorithm for the detection of brain tumors in MRI scans. It extended the algorithm of Adams and Bischof (1994) with automated seed selection, a local log-domain difference measure, and an adaptive stopping criterion. The algorithm was evaluated on a stratified random sample of 500 slices from the BRISC 2025 test split (Fateh et al., 2026). Every sampled slice was processed under both algorithms and under controlled variations of the enhanced algorithm, thirteen configurations in all. Based on the results in Chapter Four, the following conclusions are drawn.</w:t>
+        <w:t xml:space="preserve">This study developed and evaluated an Enhanced Seeded Region Growing (ESRG) algorithm for the detection of brain tumors in MRI scans. It extended the algorithm of Adams and Bischof (1994) with automated seed selection, a local log-domain difference measure, and an adaptive stopping criterion, one enhancement for each of the three specific objectives. The algorithm was evaluated on a stratified random sample of 954 slices, drawn with equal allocation across tumor class and imaging plane from the 4,793 tumor-bearing slices of the BRISC 2025 segmentation task (Fateh et al., 2026). Every sampled slice was processed under both algorithms and under controlled variations of the enhanced algorithm, twenty-three configurations in all, which gave 21,942 runs, none of which ended in an error. Based on the results in Chapter Four, the following conclusions are drawn.</w:t>
       </w:r>
     </w:p>
     <w:p>
@@ -90,7 +90,167 @@
           <w:sz w:val="24"/>
           <w:szCs w:val="24"/>
         </w:rPr>
-        <w:t xml:space="preserve">The enhanced algorithm significantly improved overall segmentation performance over the original algorithm. Under automatic seeding, the mean Dice Similarity Coefficient rose from 0.166 to 0.345, and the share of successfully segmented slices rose from 3.0% to 32.2%. Mean recall increased about fourfold, from 0.110 to 0.459, and processing time fell from 5.58 to 3.40 seconds per slice. When the seed was planted inside the tumor, mean DSC rose from 0.166 to 0.409. Precision did not improve over the baseline, however. Under automatic seeding the two did not differ significantly, and with a planted seed the baseline’s precision was higher (0.996 against 0.858). The baseline’s competing background seeds kept its tumor region small, a median of 0.05 times the true tumor area, which gave it high precision but very low recall. The overall gain of the enhanced algorithm therefore comes from delineating much more of the tumor, not from absorbing fewer non-tumor pixels than the baseline.</w:t>
+        <w:t xml:space="preserve">The enhanced algorithm significantly improved overall segmentation performance over the original algorithm. Under automatic seeding, the mean Dice Similarity Coefficient (DSC) rose from 0.148 to 0.319 (</w:t>
+      </w:r>
+      <w:r>
+        <w:rPr>
+          <w:rFonts w:ascii="Times New Roman" w:cs="Times New Roman" w:eastAsia="Times New Roman" w:hAnsi="Times New Roman"/>
+          <w:i/>
+          <w:iCs/>
+          <w:sz w:val="24"/>
+          <w:szCs w:val="24"/>
+        </w:rPr>
+        <w:t xml:space="preserve">Z</w:t>
+      </w:r>
+      <w:r>
+        <w:rPr>
+          <w:rFonts w:ascii="Times New Roman" w:cs="Times New Roman" w:eastAsia="Times New Roman" w:hAnsi="Times New Roman"/>
+          <w:i w:val="false"/>
+          <w:iCs w:val="false"/>
+          <w:sz w:val="24"/>
+          <w:szCs w:val="24"/>
+        </w:rPr>
+        <w:t xml:space="preserve"> = 17.32, </w:t>
+      </w:r>
+      <w:r>
+        <w:rPr>
+          <w:rFonts w:ascii="Times New Roman" w:cs="Times New Roman" w:eastAsia="Times New Roman" w:hAnsi="Times New Roman"/>
+          <w:i/>
+          <w:iCs/>
+          <w:sz w:val="24"/>
+          <w:szCs w:val="24"/>
+        </w:rPr>
+        <w:t xml:space="preserve">p</w:t>
+      </w:r>
+      <w:r>
+        <w:rPr>
+          <w:rFonts w:ascii="Times New Roman" w:cs="Times New Roman" w:eastAsia="Times New Roman" w:hAnsi="Times New Roman"/>
+          <w:i w:val="false"/>
+          <w:iCs w:val="false"/>
+          <w:sz w:val="24"/>
+          <w:szCs w:val="24"/>
+        </w:rPr>
+        <w:t xml:space="preserve"> &lt; .001, </w:t>
+      </w:r>
+      <w:r>
+        <w:rPr>
+          <w:rFonts w:ascii="Times New Roman" w:cs="Times New Roman" w:eastAsia="Times New Roman" w:hAnsi="Times New Roman"/>
+          <w:i/>
+          <w:iCs/>
+          <w:sz w:val="24"/>
+          <w:szCs w:val="24"/>
+        </w:rPr>
+        <w:t xml:space="preserve">r</w:t>
+      </w:r>
+      <w:r>
+        <w:rPr>
+          <w:rFonts w:ascii="Times New Roman" w:cs="Times New Roman" w:eastAsia="Times New Roman" w:hAnsi="Times New Roman"/>
+          <w:i w:val="false"/>
+          <w:iCs w:val="false"/>
+          <w:sz w:val="24"/>
+          <w:szCs w:val="24"/>
+        </w:rPr>
+        <w:t xml:space="preserve"> = .56, a large effect), and the share of successfully segmented slices (DSC ≥ 0.70) rose from 1.7% to 29.4%: the enhanced algorithm succeeded on 272 slices on which the original algorithm failed, and the reverse happened on only 8. Mean recall increased about fourfold, from 0.097 to 0.420 (</w:t>
+      </w:r>
+      <w:r>
+        <w:rPr>
+          <w:rFonts w:ascii="Times New Roman" w:cs="Times New Roman" w:eastAsia="Times New Roman" w:hAnsi="Times New Roman"/>
+          <w:i/>
+          <w:iCs/>
+          <w:sz w:val="24"/>
+          <w:szCs w:val="24"/>
+        </w:rPr>
+        <w:t xml:space="preserve">r</w:t>
+      </w:r>
+      <w:r>
+        <w:rPr>
+          <w:rFonts w:ascii="Times New Roman" w:cs="Times New Roman" w:eastAsia="Times New Roman" w:hAnsi="Times New Roman"/>
+          <w:i w:val="false"/>
+          <w:iCs w:val="false"/>
+          <w:sz w:val="24"/>
+          <w:szCs w:val="24"/>
+        </w:rPr>
+        <w:t xml:space="preserve"> = .64). When the seed was planted inside the tumor, mean DSC rose from 0.148 to 0.387 (</w:t>
+      </w:r>
+      <w:r>
+        <w:rPr>
+          <w:rFonts w:ascii="Times New Roman" w:cs="Times New Roman" w:eastAsia="Times New Roman" w:hAnsi="Times New Roman"/>
+          <w:i/>
+          <w:iCs/>
+          <w:sz w:val="24"/>
+          <w:szCs w:val="24"/>
+        </w:rPr>
+        <w:t xml:space="preserve">r</w:t>
+      </w:r>
+      <w:r>
+        <w:rPr>
+          <w:rFonts w:ascii="Times New Roman" w:cs="Times New Roman" w:eastAsia="Times New Roman" w:hAnsi="Times New Roman"/>
+          <w:i w:val="false"/>
+          <w:iCs w:val="false"/>
+          <w:sz w:val="24"/>
+          <w:szCs w:val="24"/>
+        </w:rPr>
+        <w:t xml:space="preserve"> = .53) and the success rate from 2.0% to 23.5%. On the 412 slices whose automatic seed hit the tumor, mean DSC was 0.707 against 0.335 for the original algorithm. Precision did not improve, however. It was lower for the enhanced algorithm under automatic seeding (0.386 against 0.442, </w:t>
+      </w:r>
+      <w:r>
+        <w:rPr>
+          <w:rFonts w:ascii="Times New Roman" w:cs="Times New Roman" w:eastAsia="Times New Roman" w:hAnsi="Times New Roman"/>
+          <w:i/>
+          <w:iCs/>
+          <w:sz w:val="24"/>
+          <w:szCs w:val="24"/>
+        </w:rPr>
+        <w:t xml:space="preserve">r</w:t>
+      </w:r>
+      <w:r>
+        <w:rPr>
+          <w:rFonts w:ascii="Times New Roman" w:cs="Times New Roman" w:eastAsia="Times New Roman" w:hAnsi="Times New Roman"/>
+          <w:i w:val="false"/>
+          <w:iCs w:val="false"/>
+          <w:sz w:val="24"/>
+          <w:szCs w:val="24"/>
+        </w:rPr>
+        <w:t xml:space="preserve"> = −.13) and with a planted seed (0.860 against 0.998, </w:t>
+      </w:r>
+      <w:r>
+        <w:rPr>
+          <w:rFonts w:ascii="Times New Roman" w:cs="Times New Roman" w:eastAsia="Times New Roman" w:hAnsi="Times New Roman"/>
+          <w:i/>
+          <w:iCs/>
+          <w:sz w:val="24"/>
+          <w:szCs w:val="24"/>
+        </w:rPr>
+        <w:t xml:space="preserve">r</w:t>
+      </w:r>
+      <w:r>
+        <w:rPr>
+          <w:rFonts w:ascii="Times New Roman" w:cs="Times New Roman" w:eastAsia="Times New Roman" w:hAnsi="Times New Roman"/>
+          <w:i w:val="false"/>
+          <w:iCs w:val="false"/>
+          <w:sz w:val="24"/>
+          <w:szCs w:val="24"/>
+        </w:rPr>
+        <w:t xml:space="preserve"> = −.42). The competing background seeds of the original algorithm kept its tumor region small, a median of 0.17 times the true tumor area under automatic seeding, which gave it high precision but very low recall. The gain of the enhanced algorithm therefore comes from delineating much more of the tumor, not from absorbing fewer non-tumor pixels. Re-weighting the strata to their population shares gave a mean DSC of 0.330 (95% CI [0.310, 0.350]) under automatic seeding, close to the sample mean of 0.319, and slices drawn from the training split did not score higher than those from the test split (0.313 against 0.349, </w:t>
+      </w:r>
+      <w:r>
+        <w:rPr>
+          <w:rFonts w:ascii="Times New Roman" w:cs="Times New Roman" w:eastAsia="Times New Roman" w:hAnsi="Times New Roman"/>
+          <w:i/>
+          <w:iCs/>
+          <w:sz w:val="24"/>
+          <w:szCs w:val="24"/>
+        </w:rPr>
+        <w:t xml:space="preserve">p</w:t>
+      </w:r>
+      <w:r>
+        <w:rPr>
+          <w:rFonts w:ascii="Times New Roman" w:cs="Times New Roman" w:eastAsia="Times New Roman" w:hAnsi="Times New Roman"/>
+          <w:i w:val="false"/>
+          <w:iCs w:val="false"/>
+          <w:sz w:val="24"/>
+          <w:szCs w:val="24"/>
+        </w:rPr>
+        <w:t xml:space="preserve"> = .062).</w:t>
       </w:r>
     </w:p>
     <w:p>
@@ -107,7 +267,87 @@
           <w:sz w:val="24"/>
           <w:szCs w:val="24"/>
         </w:rPr>
-        <w:t xml:space="preserve">The automated seed selection produced a deterministic, operator-independent seed, resolving the inconsistency caused by the undefined seeding step of the original algorithm. Its reliability depended strongly on tumor type. The seed landed entirely inside the tumor on 79.1% of meningioma slices, but only on 33.5% of pituitary and 23.6% of glioma slices (46.5% overall). Seed placement was the strongest factor behind the final result: the median DSC was 0.833 when the seed was inside the tumor and 0.000 when it was not, and failures at the seeding stage accounted for 50.8% of all slices. Automatic seeding is therefore dependable for bright, well-circumscribed tumors, for which it even outperformed a planted click, while the manual seeding mode remains necessary for the more difficult tumor types.</w:t>
+        <w:t xml:space="preserve">The automated seed selection produced a deterministic, operator-independent seed, resolving the dependence on the operator that the undefined seeding step of the original algorithm leaves open. The seed landed entirely inside the tumor on 43.7% of the 943 slices that received a seed (95% CI [40.6, 46.9]); on the other 11 slices the selector reported no tumor candidate instead of guessing. Its reliability depended strongly on tumor type (χ²(2) = 228.25, </w:t>
+      </w:r>
+      <w:r>
+        <w:rPr>
+          <w:rFonts w:ascii="Times New Roman" w:cs="Times New Roman" w:eastAsia="Times New Roman" w:hAnsi="Times New Roman"/>
+          <w:i/>
+          <w:iCs/>
+          <w:sz w:val="24"/>
+          <w:szCs w:val="24"/>
+        </w:rPr>
+        <w:t xml:space="preserve">p</w:t>
+      </w:r>
+      <w:r>
+        <w:rPr>
+          <w:rFonts w:ascii="Times New Roman" w:cs="Times New Roman" w:eastAsia="Times New Roman" w:hAnsi="Times New Roman"/>
+          <w:i w:val="false"/>
+          <w:iCs w:val="false"/>
+          <w:sz w:val="24"/>
+          <w:szCs w:val="24"/>
+        </w:rPr>
+        <w:t xml:space="preserve"> &lt; .001, Cramér’s </w:t>
+      </w:r>
+      <w:r>
+        <w:rPr>
+          <w:rFonts w:ascii="Times New Roman" w:cs="Times New Roman" w:eastAsia="Times New Roman" w:hAnsi="Times New Roman"/>
+          <w:i/>
+          <w:iCs/>
+          <w:sz w:val="24"/>
+          <w:szCs w:val="24"/>
+        </w:rPr>
+        <w:t xml:space="preserve">V</w:t>
+      </w:r>
+      <w:r>
+        <w:rPr>
+          <w:rFonts w:ascii="Times New Roman" w:cs="Times New Roman" w:eastAsia="Times New Roman" w:hAnsi="Times New Roman"/>
+          <w:i w:val="false"/>
+          <w:iCs w:val="false"/>
+          <w:sz w:val="24"/>
+          <w:szCs w:val="24"/>
+        </w:rPr>
+        <w:t xml:space="preserve"> = .49): the seed hit 75.2% of meningiomas, 41.5% of pituitary tumors, and 15.4% of gliomas, whereas the imaging plane had only a small effect (</w:t>
+      </w:r>
+      <w:r>
+        <w:rPr>
+          <w:rFonts w:ascii="Times New Roman" w:cs="Times New Roman" w:eastAsia="Times New Roman" w:hAnsi="Times New Roman"/>
+          <w:i/>
+          <w:iCs/>
+          <w:sz w:val="24"/>
+          <w:szCs w:val="24"/>
+        </w:rPr>
+        <w:t xml:space="preserve">V</w:t>
+      </w:r>
+      <w:r>
+        <w:rPr>
+          <w:rFonts w:ascii="Times New Roman" w:cs="Times New Roman" w:eastAsia="Times New Roman" w:hAnsi="Times New Roman"/>
+          <w:i w:val="false"/>
+          <w:iCs w:val="false"/>
+          <w:sz w:val="24"/>
+          <w:szCs w:val="24"/>
+        </w:rPr>
+        <w:t xml:space="preserve"> = .14). Seed placement was the strongest factor behind the final result. The median DSC was 0.814 when the seed was inside the tumor and 0.000 when it was not (</w:t>
+      </w:r>
+      <w:r>
+        <w:rPr>
+          <w:rFonts w:ascii="Times New Roman" w:cs="Times New Roman" w:eastAsia="Times New Roman" w:hAnsi="Times New Roman"/>
+          <w:i/>
+          <w:iCs/>
+          <w:sz w:val="24"/>
+          <w:szCs w:val="24"/>
+        </w:rPr>
+        <w:t xml:space="preserve">r</w:t>
+      </w:r>
+      <w:r>
+        <w:rPr>
+          <w:rFonts w:ascii="Times New Roman" w:cs="Times New Roman" w:eastAsia="Times New Roman" w:hAnsi="Times New Roman"/>
+          <w:i w:val="false"/>
+          <w:iCs w:val="false"/>
+          <w:sz w:val="24"/>
+          <w:szCs w:val="24"/>
+        </w:rPr>
+        <w:t xml:space="preserve"> = .98), and the success rate was 67.7% against 0.2%. The failure attribution placed 55.6% of all slices at the seeding stage (a different structure ranked first on 29.1%, the tumor absent from the candidates on 25.3%, and a false no-candidate flag on 1.2%) and only 13.1% at the growing stage (undersegmentation on 7.9% and leakage on 5.2%).</w:t>
       </w:r>
     </w:p>
     <w:p>
@@ -124,7 +364,207 @@
           <w:sz w:val="24"/>
           <w:szCs w:val="24"/>
         </w:rPr>
-        <w:t xml:space="preserve">The local log-domain difference measure reduced undersegmentation. With the seed and all other settings held fixed, replacing the global comparison with the local comparison raised mean recall from 0.165 to 0.438, and applying the log transform raised it from 0.347 to 0.438 without lowering precision. Both improvements were significant in every tumor class. This confirms that comparing each candidate pixel with nearby absorbed pixels on a logarithmic scale lets the region reach more of the tumor. A synthetic 40% linear bias field, however, did not measurably change the results of any method, including the baseline, and N4 correction did not help the baseline. The evaluation therefore shows that the enhanced algorithm is robust to a smooth bias field of this size, but it could not show that the baseline is harmed by one; the recall gain of Objective 2 was observed on the original slices.</w:t>
+        <w:t xml:space="preserve">Automation also removed the variability between operators. The automatic seed produced identical masks in two independent runs on all 180 slices of the timing subsample, for both algorithms, so its within-slice variability and inconsistency rate are zero. In contrast, when five simulated operators clicked at different valid positions inside the same tumor, the result of the enhanced algorithm varied with a mean within-slice standard deviation of DSC of 0.223 (0.051 for the original algorithm), and on 50.0% of slices (95% CI [46.8, 53.2]) whether the segmentation succeeded depended on which operator clicked, against 1.4% for the original algorithm. The original algorithm appears consistent only because it consistently undersegments, while the enhanced algorithm is far more sensitive to the click (</w:t>
+      </w:r>
+      <w:r>
+        <w:rPr>
+          <w:rFonts w:ascii="Times New Roman" w:cs="Times New Roman" w:eastAsia="Times New Roman" w:hAnsi="Times New Roman"/>
+          <w:i/>
+          <w:iCs/>
+          <w:sz w:val="24"/>
+          <w:szCs w:val="24"/>
+        </w:rPr>
+        <w:t xml:space="preserve">Z</w:t>
+      </w:r>
+      <w:r>
+        <w:rPr>
+          <w:rFonts w:ascii="Times New Roman" w:cs="Times New Roman" w:eastAsia="Times New Roman" w:hAnsi="Times New Roman"/>
+          <w:i w:val="false"/>
+          <w:iCs w:val="false"/>
+          <w:sz w:val="24"/>
+          <w:szCs w:val="24"/>
+        </w:rPr>
+        <w:t xml:space="preserve"> = 25.21, </w:t>
+      </w:r>
+      <w:r>
+        <w:rPr>
+          <w:rFonts w:ascii="Times New Roman" w:cs="Times New Roman" w:eastAsia="Times New Roman" w:hAnsi="Times New Roman"/>
+          <w:i/>
+          <w:iCs/>
+          <w:sz w:val="24"/>
+          <w:szCs w:val="24"/>
+        </w:rPr>
+        <w:t xml:space="preserve">p</w:t>
+      </w:r>
+      <w:r>
+        <w:rPr>
+          <w:rFonts w:ascii="Times New Roman" w:cs="Times New Roman" w:eastAsia="Times New Roman" w:hAnsi="Times New Roman"/>
+          <w:i w:val="false"/>
+          <w:iCs w:val="false"/>
+          <w:sz w:val="24"/>
+          <w:szCs w:val="24"/>
+        </w:rPr>
+        <w:t xml:space="preserve"> &lt; .001, </w:t>
+      </w:r>
+      <w:r>
+        <w:rPr>
+          <w:rFonts w:ascii="Times New Roman" w:cs="Times New Roman" w:eastAsia="Times New Roman" w:hAnsi="Times New Roman"/>
+          <w:i/>
+          <w:iCs/>
+          <w:sz w:val="24"/>
+          <w:szCs w:val="24"/>
+        </w:rPr>
+        <w:t xml:space="preserve">r</w:t>
+      </w:r>
+      <w:r>
+        <w:rPr>
+          <w:rFonts w:ascii="Times New Roman" w:cs="Times New Roman" w:eastAsia="Times New Roman" w:hAnsi="Times New Roman"/>
+          <w:i w:val="false"/>
+          <w:iCs w:val="false"/>
+          <w:sz w:val="24"/>
+          <w:szCs w:val="24"/>
+        </w:rPr>
+        <w:t xml:space="preserve"> = .82) because its stopping bound is derived from the statistics of the seed. The cost of automation was small where the seed was reliable. Overall, the automatic seed scored a lower mean DSC than the average of the five operators (0.319 against 0.374; </w:t>
+      </w:r>
+      <w:r>
+        <w:rPr>
+          <w:rFonts w:ascii="Times New Roman" w:cs="Times New Roman" w:eastAsia="Times New Roman" w:hAnsi="Times New Roman"/>
+          <w:i/>
+          <w:iCs/>
+          <w:sz w:val="24"/>
+          <w:szCs w:val="24"/>
+        </w:rPr>
+        <w:t xml:space="preserve">Z</w:t>
+      </w:r>
+      <w:r>
+        <w:rPr>
+          <w:rFonts w:ascii="Times New Roman" w:cs="Times New Roman" w:eastAsia="Times New Roman" w:hAnsi="Times New Roman"/>
+          <w:i w:val="false"/>
+          <w:iCs w:val="false"/>
+          <w:sz w:val="24"/>
+          <w:szCs w:val="24"/>
+        </w:rPr>
+        <w:t xml:space="preserve"> = −5.39, </w:t>
+      </w:r>
+      <w:r>
+        <w:rPr>
+          <w:rFonts w:ascii="Times New Roman" w:cs="Times New Roman" w:eastAsia="Times New Roman" w:hAnsi="Times New Roman"/>
+          <w:i/>
+          <w:iCs/>
+          <w:sz w:val="24"/>
+          <w:szCs w:val="24"/>
+        </w:rPr>
+        <w:t xml:space="preserve">p</w:t>
+      </w:r>
+      <w:r>
+        <w:rPr>
+          <w:rFonts w:ascii="Times New Roman" w:cs="Times New Roman" w:eastAsia="Times New Roman" w:hAnsi="Times New Roman"/>
+          <w:i w:val="false"/>
+          <w:iCs w:val="false"/>
+          <w:sz w:val="24"/>
+          <w:szCs w:val="24"/>
+        </w:rPr>
+        <w:t xml:space="preserve"> &lt; .001, </w:t>
+      </w:r>
+      <w:r>
+        <w:rPr>
+          <w:rFonts w:ascii="Times New Roman" w:cs="Times New Roman" w:eastAsia="Times New Roman" w:hAnsi="Times New Roman"/>
+          <w:i/>
+          <w:iCs/>
+          <w:sz w:val="24"/>
+          <w:szCs w:val="24"/>
+        </w:rPr>
+        <w:t xml:space="preserve">r</w:t>
+      </w:r>
+      <w:r>
+        <w:rPr>
+          <w:rFonts w:ascii="Times New Roman" w:cs="Times New Roman" w:eastAsia="Times New Roman" w:hAnsi="Times New Roman"/>
+          <w:i w:val="false"/>
+          <w:iCs w:val="false"/>
+          <w:sz w:val="24"/>
+          <w:szCs w:val="24"/>
+        </w:rPr>
+        <w:t xml:space="preserve"> = −.17), but this difference came from glioma (0.098 against 0.217). For meningioma (0.550 against 0.556, </w:t>
+      </w:r>
+      <w:r>
+        <w:rPr>
+          <w:rFonts w:ascii="Times New Roman" w:cs="Times New Roman" w:eastAsia="Times New Roman" w:hAnsi="Times New Roman"/>
+          <w:i/>
+          <w:iCs/>
+          <w:sz w:val="24"/>
+          <w:szCs w:val="24"/>
+        </w:rPr>
+        <w:t xml:space="preserve">p</w:t>
+      </w:r>
+      <w:r>
+        <w:rPr>
+          <w:rFonts w:ascii="Times New Roman" w:cs="Times New Roman" w:eastAsia="Times New Roman" w:hAnsi="Times New Roman"/>
+          <w:i w:val="false"/>
+          <w:iCs w:val="false"/>
+          <w:sz w:val="24"/>
+          <w:szCs w:val="24"/>
+        </w:rPr>
+        <w:t xml:space="preserve"> = .290) and pituitary tumors (0.310 against 0.350, </w:t>
+      </w:r>
+      <w:r>
+        <w:rPr>
+          <w:rFonts w:ascii="Times New Roman" w:cs="Times New Roman" w:eastAsia="Times New Roman" w:hAnsi="Times New Roman"/>
+          <w:i/>
+          <w:iCs/>
+          <w:sz w:val="24"/>
+          <w:szCs w:val="24"/>
+        </w:rPr>
+        <w:t xml:space="preserve">p</w:t>
+      </w:r>
+      <w:r>
+        <w:rPr>
+          <w:rFonts w:ascii="Times New Roman" w:cs="Times New Roman" w:eastAsia="Times New Roman" w:hAnsi="Times New Roman"/>
+          <w:i w:val="false"/>
+          <w:iCs w:val="false"/>
+          <w:sz w:val="24"/>
+          <w:szCs w:val="24"/>
+        </w:rPr>
+        <w:t xml:space="preserve"> = .066), the automatic seed performed as well as the average operator who clicked correctly inside the tumor. The automatic seed also outperformed the original algorithm seeded by an operator (</w:t>
+      </w:r>
+      <w:r>
+        <w:rPr>
+          <w:rFonts w:ascii="Times New Roman" w:cs="Times New Roman" w:eastAsia="Times New Roman" w:hAnsi="Times New Roman"/>
+          <w:i/>
+          <w:iCs/>
+          <w:sz w:val="24"/>
+          <w:szCs w:val="24"/>
+        </w:rPr>
+        <w:t xml:space="preserve">Z</w:t>
+      </w:r>
+      <w:r>
+        <w:rPr>
+          <w:rFonts w:ascii="Times New Roman" w:cs="Times New Roman" w:eastAsia="Times New Roman" w:hAnsi="Times New Roman"/>
+          <w:i w:val="false"/>
+          <w:iCs w:val="false"/>
+          <w:sz w:val="24"/>
+          <w:szCs w:val="24"/>
+        </w:rPr>
+        <w:t xml:space="preserve"> = 8.57, </w:t>
+      </w:r>
+      <w:r>
+        <w:rPr>
+          <w:rFonts w:ascii="Times New Roman" w:cs="Times New Roman" w:eastAsia="Times New Roman" w:hAnsi="Times New Roman"/>
+          <w:i/>
+          <w:iCs/>
+          <w:sz w:val="24"/>
+          <w:szCs w:val="24"/>
+        </w:rPr>
+        <w:t xml:space="preserve">p</w:t>
+      </w:r>
+      <w:r>
+        <w:rPr>
+          <w:rFonts w:ascii="Times New Roman" w:cs="Times New Roman" w:eastAsia="Times New Roman" w:hAnsi="Times New Roman"/>
+          <w:i w:val="false"/>
+          <w:iCs w:val="false"/>
+          <w:sz w:val="24"/>
+          <w:szCs w:val="24"/>
+        </w:rPr>
+        <w:t xml:space="preserve"> &lt; .001). Objective 1 is therefore met in the sense intended: automatic seeding is dependable for bright, well-circumscribed tumors, while the manual seeding mode remains necessary for the more difficult tumor types.</w:t>
       </w:r>
     </w:p>
     <w:p>
@@ -141,7 +581,287 @@
           <w:sz w:val="24"/>
           <w:szCs w:val="24"/>
         </w:rPr>
-        <w:t xml:space="preserve">The adaptive stopping criterion effectively limited boundary leakage compared with the unconditional absorption rule of the original algorithm. Without the criterion, growth flooded the head on 96.4% of slices, and mean precision was only 0.074. With it, leakage fell to 14.2% of slices, mean precision rose to 0.858, and the median precision reached 1.000, so on most slices every absorbed pixel belonged to the tumor. Leakage was not fully eliminated. It remained highest for glioma (33.1%), and under automatic seeding 124 of the 147 leaking slices (84.4%) had started from a seed placed outside the tumor.</w:t>
+        <w:t xml:space="preserve">The local log-domain difference measure reduced undersegmentation. With the seed planted inside the tumor, mean recall rose from 0.092 for the original algorithm to 0.416 for the enhanced algorithm (</w:t>
+      </w:r>
+      <w:r>
+        <w:rPr>
+          <w:rFonts w:ascii="Times New Roman" w:cs="Times New Roman" w:eastAsia="Times New Roman" w:hAnsi="Times New Roman"/>
+          <w:i/>
+          <w:iCs/>
+          <w:sz w:val="24"/>
+          <w:szCs w:val="24"/>
+        </w:rPr>
+        <w:t xml:space="preserve">Z</w:t>
+      </w:r>
+      <w:r>
+        <w:rPr>
+          <w:rFonts w:ascii="Times New Roman" w:cs="Times New Roman" w:eastAsia="Times New Roman" w:hAnsi="Times New Roman"/>
+          <w:i w:val="false"/>
+          <w:iCs w:val="false"/>
+          <w:sz w:val="24"/>
+          <w:szCs w:val="24"/>
+        </w:rPr>
+        <w:t xml:space="preserve"> = 19.79, </w:t>
+      </w:r>
+      <w:r>
+        <w:rPr>
+          <w:rFonts w:ascii="Times New Roman" w:cs="Times New Roman" w:eastAsia="Times New Roman" w:hAnsi="Times New Roman"/>
+          <w:i/>
+          <w:iCs/>
+          <w:sz w:val="24"/>
+          <w:szCs w:val="24"/>
+        </w:rPr>
+        <w:t xml:space="preserve">p</w:t>
+      </w:r>
+      <w:r>
+        <w:rPr>
+          <w:rFonts w:ascii="Times New Roman" w:cs="Times New Roman" w:eastAsia="Times New Roman" w:hAnsi="Times New Roman"/>
+          <w:i w:val="false"/>
+          <w:iCs w:val="false"/>
+          <w:sz w:val="24"/>
+          <w:szCs w:val="24"/>
+        </w:rPr>
+        <w:t xml:space="preserve"> &lt; .001, </w:t>
+      </w:r>
+      <w:r>
+        <w:rPr>
+          <w:rFonts w:ascii="Times New Roman" w:cs="Times New Roman" w:eastAsia="Times New Roman" w:hAnsi="Times New Roman"/>
+          <w:i/>
+          <w:iCs/>
+          <w:sz w:val="24"/>
+          <w:szCs w:val="24"/>
+        </w:rPr>
+        <w:t xml:space="preserve">r</w:t>
+      </w:r>
+      <w:r>
+        <w:rPr>
+          <w:rFonts w:ascii="Times New Roman" w:cs="Times New Roman" w:eastAsia="Times New Roman" w:hAnsi="Times New Roman"/>
+          <w:i w:val="false"/>
+          <w:iCs w:val="false"/>
+          <w:sz w:val="24"/>
+          <w:szCs w:val="24"/>
+        </w:rPr>
+        <w:t xml:space="preserve"> = .64), and the share of the tumor left unsegmented fell from 90.8% to 58.4%. The ablations showed that both parts of the measure contribute. Restoring the global comparison lowered mean recall to 0.157 (</w:t>
+      </w:r>
+      <w:r>
+        <w:rPr>
+          <w:rFonts w:ascii="Times New Roman" w:cs="Times New Roman" w:eastAsia="Times New Roman" w:hAnsi="Times New Roman"/>
+          <w:i/>
+          <w:iCs/>
+          <w:sz w:val="24"/>
+          <w:szCs w:val="24"/>
+        </w:rPr>
+        <w:t xml:space="preserve">Z</w:t>
+      </w:r>
+      <w:r>
+        <w:rPr>
+          <w:rFonts w:ascii="Times New Roman" w:cs="Times New Roman" w:eastAsia="Times New Roman" w:hAnsi="Times New Roman"/>
+          <w:i w:val="false"/>
+          <w:iCs w:val="false"/>
+          <w:sz w:val="24"/>
+          <w:szCs w:val="24"/>
+        </w:rPr>
+        <w:t xml:space="preserve"> = 24.34, </w:t>
+      </w:r>
+      <w:r>
+        <w:rPr>
+          <w:rFonts w:ascii="Times New Roman" w:cs="Times New Roman" w:eastAsia="Times New Roman" w:hAnsi="Times New Roman"/>
+          <w:i/>
+          <w:iCs/>
+          <w:sz w:val="24"/>
+          <w:szCs w:val="24"/>
+        </w:rPr>
+        <w:t xml:space="preserve">p</w:t>
+      </w:r>
+      <w:r>
+        <w:rPr>
+          <w:rFonts w:ascii="Times New Roman" w:cs="Times New Roman" w:eastAsia="Times New Roman" w:hAnsi="Times New Roman"/>
+          <w:i w:val="false"/>
+          <w:iCs w:val="false"/>
+          <w:sz w:val="24"/>
+          <w:szCs w:val="24"/>
+        </w:rPr>
+        <w:t xml:space="preserve"> &lt; .001, </w:t>
+      </w:r>
+      <w:r>
+        <w:rPr>
+          <w:rFonts w:ascii="Times New Roman" w:cs="Times New Roman" w:eastAsia="Times New Roman" w:hAnsi="Times New Roman"/>
+          <w:i/>
+          <w:iCs/>
+          <w:sz w:val="24"/>
+          <w:szCs w:val="24"/>
+        </w:rPr>
+        <w:t xml:space="preserve">r</w:t>
+      </w:r>
+      <w:r>
+        <w:rPr>
+          <w:rFonts w:ascii="Times New Roman" w:cs="Times New Roman" w:eastAsia="Times New Roman" w:hAnsi="Times New Roman"/>
+          <w:i w:val="false"/>
+          <w:iCs w:val="false"/>
+          <w:sz w:val="24"/>
+          <w:szCs w:val="24"/>
+        </w:rPr>
+        <w:t xml:space="preserve"> = .79), and switching off the log transform lowered it to 0.325 (</w:t>
+      </w:r>
+      <w:r>
+        <w:rPr>
+          <w:rFonts w:ascii="Times New Roman" w:cs="Times New Roman" w:eastAsia="Times New Roman" w:hAnsi="Times New Roman"/>
+          <w:i/>
+          <w:iCs/>
+          <w:sz w:val="24"/>
+          <w:szCs w:val="24"/>
+        </w:rPr>
+        <w:t xml:space="preserve">Z</w:t>
+      </w:r>
+      <w:r>
+        <w:rPr>
+          <w:rFonts w:ascii="Times New Roman" w:cs="Times New Roman" w:eastAsia="Times New Roman" w:hAnsi="Times New Roman"/>
+          <w:i w:val="false"/>
+          <w:iCs w:val="false"/>
+          <w:sz w:val="24"/>
+          <w:szCs w:val="24"/>
+        </w:rPr>
+        <w:t xml:space="preserve"> = 12.28, </w:t>
+      </w:r>
+      <w:r>
+        <w:rPr>
+          <w:rFonts w:ascii="Times New Roman" w:cs="Times New Roman" w:eastAsia="Times New Roman" w:hAnsi="Times New Roman"/>
+          <w:i/>
+          <w:iCs/>
+          <w:sz w:val="24"/>
+          <w:szCs w:val="24"/>
+        </w:rPr>
+        <w:t xml:space="preserve">p</w:t>
+      </w:r>
+      <w:r>
+        <w:rPr>
+          <w:rFonts w:ascii="Times New Roman" w:cs="Times New Roman" w:eastAsia="Times New Roman" w:hAnsi="Times New Roman"/>
+          <w:i w:val="false"/>
+          <w:iCs w:val="false"/>
+          <w:sz w:val="24"/>
+          <w:szCs w:val="24"/>
+        </w:rPr>
+        <w:t xml:space="preserve"> &lt; .001, </w:t>
+      </w:r>
+      <w:r>
+        <w:rPr>
+          <w:rFonts w:ascii="Times New Roman" w:cs="Times New Roman" w:eastAsia="Times New Roman" w:hAnsi="Times New Roman"/>
+          <w:i/>
+          <w:iCs/>
+          <w:sz w:val="24"/>
+          <w:szCs w:val="24"/>
+        </w:rPr>
+        <w:t xml:space="preserve">r</w:t>
+      </w:r>
+      <w:r>
+        <w:rPr>
+          <w:rFonts w:ascii="Times New Roman" w:cs="Times New Roman" w:eastAsia="Times New Roman" w:hAnsi="Times New Roman"/>
+          <w:i w:val="false"/>
+          <w:iCs w:val="false"/>
+          <w:sz w:val="24"/>
+          <w:szCs w:val="24"/>
+        </w:rPr>
+        <w:t xml:space="preserve"> = .40); the local comparison improved recall on 786 slices and lowered it on 44. The log transform achieved its gain without lowering precision (0.861 without it and 0.860 with it, </w:t>
+      </w:r>
+      <w:r>
+        <w:rPr>
+          <w:rFonts w:ascii="Times New Roman" w:cs="Times New Roman" w:eastAsia="Times New Roman" w:hAnsi="Times New Roman"/>
+          <w:i/>
+          <w:iCs/>
+          <w:sz w:val="24"/>
+          <w:szCs w:val="24"/>
+        </w:rPr>
+        <w:t xml:space="preserve">p</w:t>
+      </w:r>
+      <w:r>
+        <w:rPr>
+          <w:rFonts w:ascii="Times New Roman" w:cs="Times New Roman" w:eastAsia="Times New Roman" w:hAnsi="Times New Roman"/>
+          <w:i w:val="false"/>
+          <w:iCs w:val="false"/>
+          <w:sz w:val="24"/>
+          <w:szCs w:val="24"/>
+        </w:rPr>
+        <w:t xml:space="preserve"> = .424), and both improvements were significant in every tumor class. This confirms that comparing each candidate pixel with nearby absorbed pixels on a logarithmic scale lets the region reach more of the tumor. A synthetic 40% linear bias field did not significantly change the recall of the full enhanced algorithm (0.416 to 0.415, </w:t>
+      </w:r>
+      <w:r>
+        <w:rPr>
+          <w:rFonts w:ascii="Times New Roman" w:cs="Times New Roman" w:eastAsia="Times New Roman" w:hAnsi="Times New Roman"/>
+          <w:i/>
+          <w:iCs/>
+          <w:sz w:val="24"/>
+          <w:szCs w:val="24"/>
+        </w:rPr>
+        <w:t xml:space="preserve">p</w:t>
+      </w:r>
+      <w:r>
+        <w:rPr>
+          <w:rFonts w:ascii="Times New Roman" w:cs="Times New Roman" w:eastAsia="Times New Roman" w:hAnsi="Times New Roman"/>
+          <w:i w:val="false"/>
+          <w:iCs w:val="false"/>
+          <w:sz w:val="24"/>
+          <w:szCs w:val="24"/>
+        </w:rPr>
+        <w:t xml:space="preserve"> = .726) or of the original algorithm (0.092 to 0.092, </w:t>
+      </w:r>
+      <w:r>
+        <w:rPr>
+          <w:rFonts w:ascii="Times New Roman" w:cs="Times New Roman" w:eastAsia="Times New Roman" w:hAnsi="Times New Roman"/>
+          <w:i/>
+          <w:iCs/>
+          <w:sz w:val="24"/>
+          <w:szCs w:val="24"/>
+        </w:rPr>
+        <w:t xml:space="preserve">p</w:t>
+      </w:r>
+      <w:r>
+        <w:rPr>
+          <w:rFonts w:ascii="Times New Roman" w:cs="Times New Roman" w:eastAsia="Times New Roman" w:hAnsi="Times New Roman"/>
+          <w:i w:val="false"/>
+          <w:iCs w:val="false"/>
+          <w:sz w:val="24"/>
+          <w:szCs w:val="24"/>
+        </w:rPr>
+        <w:t xml:space="preserve"> = .726), and N4 correction did not change the recall of the original algorithm (</w:t>
+      </w:r>
+      <w:r>
+        <w:rPr>
+          <w:rFonts w:ascii="Times New Roman" w:cs="Times New Roman" w:eastAsia="Times New Roman" w:hAnsi="Times New Roman"/>
+          <w:i/>
+          <w:iCs/>
+          <w:sz w:val="24"/>
+          <w:szCs w:val="24"/>
+        </w:rPr>
+        <w:t xml:space="preserve">p</w:t>
+      </w:r>
+      <w:r>
+        <w:rPr>
+          <w:rFonts w:ascii="Times New Roman" w:cs="Times New Roman" w:eastAsia="Times New Roman" w:hAnsi="Times New Roman"/>
+          <w:i w:val="false"/>
+          <w:iCs w:val="false"/>
+          <w:sz w:val="24"/>
+          <w:szCs w:val="24"/>
+        </w:rPr>
+        <w:t xml:space="preserve"> = .159). The evaluation therefore shows that the enhanced algorithm is robust to a smooth bias field of this size, rather than that the original algorithm is harmed by one. On biased slices the enhanced algorithm still recovered far more of the tumor than the original algorithm with N4 correction (0.415 against 0.092, </w:t>
+      </w:r>
+      <w:r>
+        <w:rPr>
+          <w:rFonts w:ascii="Times New Roman" w:cs="Times New Roman" w:eastAsia="Times New Roman" w:hAnsi="Times New Roman"/>
+          <w:i/>
+          <w:iCs/>
+          <w:sz w:val="24"/>
+          <w:szCs w:val="24"/>
+        </w:rPr>
+        <w:t xml:space="preserve">r</w:t>
+      </w:r>
+      <w:r>
+        <w:rPr>
+          <w:rFonts w:ascii="Times New Roman" w:cs="Times New Roman" w:eastAsia="Times New Roman" w:hAnsi="Times New Roman"/>
+          <w:i w:val="false"/>
+          <w:iCs w:val="false"/>
+          <w:sz w:val="24"/>
+          <w:szCs w:val="24"/>
+        </w:rPr>
+        <w:t xml:space="preserve"> = .64), and the recall gain of Objective 2 appears on the original slices.</w:t>
       </w:r>
     </w:p>
     <w:p>
@@ -158,7 +878,187 @@
           <w:sz w:val="24"/>
           <w:szCs w:val="24"/>
         </w:rPr>
-        <w:t xml:space="preserve">Performance was strongly class-dependent but not plane-dependent. Meningioma was delineated well and automatically: the median DSC was 0.806, 62.4% of slices were segmented successfully, and the median boundary error fell from 36.6 to 11.8 pixels. Pituitary tumors were delineated reasonably when correctly seeded, with a median DSC of 0.402, but poorly under automatic seeding because the seed usually missed the tumor. Glioma remained the practical limit of the method. Its median DSC stayed low under both seeding conditions, and its improvement over the baseline with a planted seed, although significant, was small (median DSC 0.081 to 0.136), because its heterogeneous, infiltrative appearance provides no sharp boundary for an intensity-based method to follow. The imaging plane had no significant effect on DSC.</w:t>
+        <w:t xml:space="preserve">The adaptive stopping criterion effectively limited boundary leakage compared with the unconditional absorption rule of the original algorithm. With the seed planted inside the tumor and the criterion removed, the region leaked on 97.5% of slices, its median area was 37.00 times the true tumor area, and mean precision was only 0.063. With the criterion, leakage fell to 14.4% of slices (793 slices leaked only without the criterion and none only with it, </w:t>
+      </w:r>
+      <w:r>
+        <w:rPr>
+          <w:rFonts w:ascii="Times New Roman" w:cs="Times New Roman" w:eastAsia="Times New Roman" w:hAnsi="Times New Roman"/>
+          <w:i/>
+          <w:iCs/>
+          <w:sz w:val="24"/>
+          <w:szCs w:val="24"/>
+        </w:rPr>
+        <w:t xml:space="preserve">p</w:t>
+      </w:r>
+      <w:r>
+        <w:rPr>
+          <w:rFonts w:ascii="Times New Roman" w:cs="Times New Roman" w:eastAsia="Times New Roman" w:hAnsi="Times New Roman"/>
+          <w:i w:val="false"/>
+          <w:iCs w:val="false"/>
+          <w:sz w:val="24"/>
+          <w:szCs w:val="24"/>
+        </w:rPr>
+        <w:t xml:space="preserve"> &lt; .001), mean precision rose to 0.860 (</w:t>
+      </w:r>
+      <w:r>
+        <w:rPr>
+          <w:rFonts w:ascii="Times New Roman" w:cs="Times New Roman" w:eastAsia="Times New Roman" w:hAnsi="Times New Roman"/>
+          <w:i/>
+          <w:iCs/>
+          <w:sz w:val="24"/>
+          <w:szCs w:val="24"/>
+        </w:rPr>
+        <w:t xml:space="preserve">Z</w:t>
+      </w:r>
+      <w:r>
+        <w:rPr>
+          <w:rFonts w:ascii="Times New Roman" w:cs="Times New Roman" w:eastAsia="Times New Roman" w:hAnsi="Times New Roman"/>
+          <w:i w:val="false"/>
+          <w:iCs w:val="false"/>
+          <w:sz w:val="24"/>
+          <w:szCs w:val="24"/>
+        </w:rPr>
+        <w:t xml:space="preserve"> = 26.42, </w:t>
+      </w:r>
+      <w:r>
+        <w:rPr>
+          <w:rFonts w:ascii="Times New Roman" w:cs="Times New Roman" w:eastAsia="Times New Roman" w:hAnsi="Times New Roman"/>
+          <w:i/>
+          <w:iCs/>
+          <w:sz w:val="24"/>
+          <w:szCs w:val="24"/>
+        </w:rPr>
+        <w:t xml:space="preserve">p</w:t>
+      </w:r>
+      <w:r>
+        <w:rPr>
+          <w:rFonts w:ascii="Times New Roman" w:cs="Times New Roman" w:eastAsia="Times New Roman" w:hAnsi="Times New Roman"/>
+          <w:i w:val="false"/>
+          <w:iCs w:val="false"/>
+          <w:sz w:val="24"/>
+          <w:szCs w:val="24"/>
+        </w:rPr>
+        <w:t xml:space="preserve"> &lt; .001, </w:t>
+      </w:r>
+      <w:r>
+        <w:rPr>
+          <w:rFonts w:ascii="Times New Roman" w:cs="Times New Roman" w:eastAsia="Times New Roman" w:hAnsi="Times New Roman"/>
+          <w:i/>
+          <w:iCs/>
+          <w:sz w:val="24"/>
+          <w:szCs w:val="24"/>
+        </w:rPr>
+        <w:t xml:space="preserve">r</w:t>
+      </w:r>
+      <w:r>
+        <w:rPr>
+          <w:rFonts w:ascii="Times New Roman" w:cs="Times New Roman" w:eastAsia="Times New Roman" w:hAnsi="Times New Roman"/>
+          <w:i w:val="false"/>
+          <w:iCs w:val="false"/>
+          <w:sz w:val="24"/>
+          <w:szCs w:val="24"/>
+        </w:rPr>
+        <w:t xml:space="preserve"> = .86), and median precision reached 1.000, so on most slices every absorbed pixel belonged to the tumor. The boundary improved accordingly: the median HD95 fell from 250.28 to 28.35 pixels (</w:t>
+      </w:r>
+      <w:r>
+        <w:rPr>
+          <w:rFonts w:ascii="Times New Roman" w:cs="Times New Roman" w:eastAsia="Times New Roman" w:hAnsi="Times New Roman"/>
+          <w:i/>
+          <w:iCs/>
+          <w:sz w:val="24"/>
+          <w:szCs w:val="24"/>
+        </w:rPr>
+        <w:t xml:space="preserve">Z</w:t>
+      </w:r>
+      <w:r>
+        <w:rPr>
+          <w:rFonts w:ascii="Times New Roman" w:cs="Times New Roman" w:eastAsia="Times New Roman" w:hAnsi="Times New Roman"/>
+          <w:i w:val="false"/>
+          <w:iCs w:val="false"/>
+          <w:sz w:val="24"/>
+          <w:szCs w:val="24"/>
+        </w:rPr>
+        <w:t xml:space="preserve"> = −26.40, </w:t>
+      </w:r>
+      <w:r>
+        <w:rPr>
+          <w:rFonts w:ascii="Times New Roman" w:cs="Times New Roman" w:eastAsia="Times New Roman" w:hAnsi="Times New Roman"/>
+          <w:i/>
+          <w:iCs/>
+          <w:sz w:val="24"/>
+          <w:szCs w:val="24"/>
+        </w:rPr>
+        <w:t xml:space="preserve">p</w:t>
+      </w:r>
+      <w:r>
+        <w:rPr>
+          <w:rFonts w:ascii="Times New Roman" w:cs="Times New Roman" w:eastAsia="Times New Roman" w:hAnsi="Times New Roman"/>
+          <w:i w:val="false"/>
+          <w:iCs w:val="false"/>
+          <w:sz w:val="24"/>
+          <w:szCs w:val="24"/>
+        </w:rPr>
+        <w:t xml:space="preserve"> &lt; .001, </w:t>
+      </w:r>
+      <w:r>
+        <w:rPr>
+          <w:rFonts w:ascii="Times New Roman" w:cs="Times New Roman" w:eastAsia="Times New Roman" w:hAnsi="Times New Roman"/>
+          <w:i/>
+          <w:iCs/>
+          <w:sz w:val="24"/>
+          <w:szCs w:val="24"/>
+        </w:rPr>
+        <w:t xml:space="preserve">r</w:t>
+      </w:r>
+      <w:r>
+        <w:rPr>
+          <w:rFonts w:ascii="Times New Roman" w:cs="Times New Roman" w:eastAsia="Times New Roman" w:hAnsi="Times New Roman"/>
+          <w:i w:val="false"/>
+          <w:iCs w:val="false"/>
+          <w:sz w:val="24"/>
+          <w:szCs w:val="24"/>
+        </w:rPr>
+        <w:t xml:space="preserve"> = −.85), and the median ASSD from 162.46 to 14.37 pixels. Against the original algorithm, the boundary was closer for meningioma (median HD95 of 19.84 against 42.49 pixels) and pituitary tumors (23.45 against 30.48), though not for glioma (58.28 against 45.77). Leakage was not fully eliminated. It remained highest for glioma (34.3%), and under automatic seeding 210 of the 262 leaking slices (80.2%) had started from a seed that was not entirely inside the tumor. The ablation confirmed that the three enhancements are complementary (Friedman χ²(3) = 714.39, </w:t>
+      </w:r>
+      <w:r>
+        <w:rPr>
+          <w:rFonts w:ascii="Times New Roman" w:cs="Times New Roman" w:eastAsia="Times New Roman" w:hAnsi="Times New Roman"/>
+          <w:i/>
+          <w:iCs/>
+          <w:sz w:val="24"/>
+          <w:szCs w:val="24"/>
+        </w:rPr>
+        <w:t xml:space="preserve">p</w:t>
+      </w:r>
+      <w:r>
+        <w:rPr>
+          <w:rFonts w:ascii="Times New Roman" w:cs="Times New Roman" w:eastAsia="Times New Roman" w:hAnsi="Times New Roman"/>
+          <w:i w:val="false"/>
+          <w:iCs w:val="false"/>
+          <w:sz w:val="24"/>
+          <w:szCs w:val="24"/>
+        </w:rPr>
+        <w:t xml:space="preserve"> &lt; .001, Kendall’s </w:t>
+      </w:r>
+      <w:r>
+        <w:rPr>
+          <w:rFonts w:ascii="Times New Roman" w:cs="Times New Roman" w:eastAsia="Times New Roman" w:hAnsi="Times New Roman"/>
+          <w:i/>
+          <w:iCs/>
+          <w:sz w:val="24"/>
+          <w:szCs w:val="24"/>
+        </w:rPr>
+        <w:t xml:space="preserve">W</w:t>
+      </w:r>
+      <w:r>
+        <w:rPr>
+          <w:rFonts w:ascii="Times New Roman" w:cs="Times New Roman" w:eastAsia="Times New Roman" w:hAnsi="Times New Roman"/>
+          <w:i w:val="false"/>
+          <w:iCs w:val="false"/>
+          <w:sz w:val="24"/>
+          <w:szCs w:val="24"/>
+        </w:rPr>
+        <w:t xml:space="preserve"> = .25): removing any one of them lowered the mean DSC significantly, from 0.387 to 0.073 without the stopping criterion, 0.193 with the global measure, and 0.275 without the log transform. The local log-domain measure lets the region reach the tumor boundary, and the stopping criterion keeps it from crossing it.</w:t>
       </w:r>
     </w:p>
     <w:p>
@@ -175,7 +1075,107 @@
           <w:sz w:val="24"/>
           <w:szCs w:val="24"/>
         </w:rPr>
-        <w:t xml:space="preserve">The results also exposed two limits of the growing procedure. First, the region was usually still growing when the pass limit was reached: growth ended at the maximum number of passes on 399 of the 500 planted slices (79.8%). Second, the seed size controls the balance between the two growth objectives. Shrinking the clicked seed to its innermost pixels halved the leakage rate (28.8% to 14.2%), but it reduced recall (0.648 to 0.438) and mean DSC (0.497 to 0.409), because a very small seed yields a tight stopping bound that halts growth before the tumor edge. On 41.0% of slices this bound was set by the noise floor rather than by the seed itself. Taken together, the findings show that the enhanced algorithm is an interpretable, computationally lightweight segmentation method whose growth procedure is sound for well-circumscribed tumors. Its remaining weaknesses lie in automatic seed placement for difficult tumors and in delineating tumors with weak margins.</w:t>
+        <w:t xml:space="preserve">Performance was strongly class-dependent but only slightly plane-dependent. Meningioma was delineated well and automatically: under automatic seeding, the median DSC rose from 0.230 to 0.759, and 56.0% of slices were segmented successfully against 1.6% for the original algorithm. Pituitary tumors improved significantly, with the success rate rising from 2.8% to 27.0% under automatic seeding and the median DSC from 0.133 to 0.351 with a planted seed, but the median DSC under automatic seeding stayed at 0.000 because the seed landed in the tumor on only 41.5% of slices. Coronal slices did best (median DSC of 0.465 against 0.000 on axial and sagittal slices), in line with their higher seed hit rate. Glioma remained the practical limit of the method. The enhanced algorithm was significantly better than the original algorithm under both seeding conditions, but its median DSC stayed low (0.000 with automatic seeding and 0.127 with a planted seed, against 0.075 for the original algorithm), because the heterogeneous, infiltrative appearance of glioma provides no sharp boundary for an intensity-based method to follow. Tumor class explained a substantial share of the variation in DSC (Kruskal–Wallis </w:t>
+      </w:r>
+      <w:r>
+        <w:rPr>
+          <w:rFonts w:ascii="Times New Roman" w:cs="Times New Roman" w:eastAsia="Times New Roman" w:hAnsi="Times New Roman"/>
+          <w:i/>
+          <w:iCs/>
+          <w:sz w:val="24"/>
+          <w:szCs w:val="24"/>
+        </w:rPr>
+        <w:t xml:space="preserve">H</w:t>
+      </w:r>
+      <w:r>
+        <w:rPr>
+          <w:rFonts w:ascii="Times New Roman" w:cs="Times New Roman" w:eastAsia="Times New Roman" w:hAnsi="Times New Roman"/>
+          <w:i w:val="false"/>
+          <w:iCs w:val="false"/>
+          <w:sz w:val="24"/>
+          <w:szCs w:val="24"/>
+        </w:rPr>
+        <w:t xml:space="preserve">(2) = 185.09 under automatic seeding and 172.07 under planted seeding, both </w:t>
+      </w:r>
+      <w:r>
+        <w:rPr>
+          <w:rFonts w:ascii="Times New Roman" w:cs="Times New Roman" w:eastAsia="Times New Roman" w:hAnsi="Times New Roman"/>
+          <w:i/>
+          <w:iCs/>
+          <w:sz w:val="24"/>
+          <w:szCs w:val="24"/>
+        </w:rPr>
+        <w:t xml:space="preserve">p</w:t>
+      </w:r>
+      <w:r>
+        <w:rPr>
+          <w:rFonts w:ascii="Times New Roman" w:cs="Times New Roman" w:eastAsia="Times New Roman" w:hAnsi="Times New Roman"/>
+          <w:i w:val="false"/>
+          <w:iCs w:val="false"/>
+          <w:sz w:val="24"/>
+          <w:szCs w:val="24"/>
+        </w:rPr>
+        <w:t xml:space="preserve"> &lt; .001; ε² = .19 and .18). The imaging plane had a significant but small effect under automatic seeding (</w:t>
+      </w:r>
+      <w:r>
+        <w:rPr>
+          <w:rFonts w:ascii="Times New Roman" w:cs="Times New Roman" w:eastAsia="Times New Roman" w:hAnsi="Times New Roman"/>
+          <w:i/>
+          <w:iCs/>
+          <w:sz w:val="24"/>
+          <w:szCs w:val="24"/>
+        </w:rPr>
+        <w:t xml:space="preserve">H</w:t>
+      </w:r>
+      <w:r>
+        <w:rPr>
+          <w:rFonts w:ascii="Times New Roman" w:cs="Times New Roman" w:eastAsia="Times New Roman" w:hAnsi="Times New Roman"/>
+          <w:i w:val="false"/>
+          <w:iCs w:val="false"/>
+          <w:sz w:val="24"/>
+          <w:szCs w:val="24"/>
+        </w:rPr>
+        <w:t xml:space="preserve">(2) = 15.16, </w:t>
+      </w:r>
+      <w:r>
+        <w:rPr>
+          <w:rFonts w:ascii="Times New Roman" w:cs="Times New Roman" w:eastAsia="Times New Roman" w:hAnsi="Times New Roman"/>
+          <w:i/>
+          <w:iCs/>
+          <w:sz w:val="24"/>
+          <w:szCs w:val="24"/>
+        </w:rPr>
+        <w:t xml:space="preserve">p</w:t>
+      </w:r>
+      <w:r>
+        <w:rPr>
+          <w:rFonts w:ascii="Times New Roman" w:cs="Times New Roman" w:eastAsia="Times New Roman" w:hAnsi="Times New Roman"/>
+          <w:i w:val="false"/>
+          <w:iCs w:val="false"/>
+          <w:sz w:val="24"/>
+          <w:szCs w:val="24"/>
+        </w:rPr>
+        <w:t xml:space="preserve"> &lt; .001, ε² = .02) and no significant effect with a planted seed (</w:t>
+      </w:r>
+      <w:r>
+        <w:rPr>
+          <w:rFonts w:ascii="Times New Roman" w:cs="Times New Roman" w:eastAsia="Times New Roman" w:hAnsi="Times New Roman"/>
+          <w:i/>
+          <w:iCs/>
+          <w:sz w:val="24"/>
+          <w:szCs w:val="24"/>
+        </w:rPr>
+        <w:t xml:space="preserve">p</w:t>
+      </w:r>
+      <w:r>
+        <w:rPr>
+          <w:rFonts w:ascii="Times New Roman" w:cs="Times New Roman" w:eastAsia="Times New Roman" w:hAnsi="Times New Roman"/>
+          <w:i w:val="false"/>
+          <w:iCs w:val="false"/>
+          <w:sz w:val="24"/>
+          <w:szCs w:val="24"/>
+        </w:rPr>
+        <w:t xml:space="preserve"> = .616), so it affects where the automatic seed lands rather than how the region grows.</w:t>
       </w:r>
     </w:p>
     <w:p>
@@ -192,7 +1192,101 @@
           <w:sz w:val="24"/>
           <w:szCs w:val="24"/>
         </w:rPr>
-        <w:t xml:space="preserve">In the course of the study, the following limitations were encountered. The system operates on two-dimensional slices and isolates the head region rather than performing full brain extraction, because the brain cannot be reliably separated from surrounding tissue on individual coronal and sagittal slices. The evaluation used a stratified sample of 500 of the 860 test slices rather than every slice, although this sample estimates proportions within about ±2.8 percentage points at 95% confidence. The planted seed was placed at the deepest point of the ground-truth tumor, which represents a careful operator, so seeds placed by real users may produce lower scores. Leakage was defined with a fixed threshold of twice the true tumor area. Processing times were measured with ten slices processed in parallel, so only their relative values are meaningful. The synthetic bias field was a single smooth, linear field of one amplitude and does not reproduce every pattern of inhomogeneity found in clinical scans. As an intensity-based method, the algorithm reached a practical limit on tumors whose intensity is not distinct from surrounding tissue. Finally, the dataset contained only tumor-bearing slices, so the study evaluated the localization and delineation of a known tumor rather than the detection of tumor presence or absence.</w:t>
+        <w:t xml:space="preserve">The growing procedure also showed how its settings shape the balance between the two growth objectives. Reducing the planted click disk to its core halved the leakage rate (30.5% to 14.4%) and raised precision (0.701 to 0.860), but it lowered recall (0.659 to 0.416) and mean DSC (0.486 to 0.387), because a very small seed yields a tight initial stopping bound. The noise floor, rather than the seed itself, set that bound on 39.4% of slices with the core against 12.7% with the larger disk. Growth ended at the maximum of four passes on 796 of the 954 planted slices (83.4%).</w:t>
+      </w:r>
+    </w:p>
+    <w:p>
+      <w:pPr>
+        <w:spacing w:after="0" w:before="0" w:line="480"/>
+        <w:ind w:firstLine="720"/>
+        <w:jc w:val="both"/>
+      </w:pPr>
+      <w:r>
+        <w:rPr>
+          <w:rFonts w:ascii="Times New Roman" w:cs="Times New Roman" w:eastAsia="Times New Roman" w:hAnsi="Times New Roman"/>
+          <w:i w:val="false"/>
+          <w:iCs w:val="false"/>
+          <w:sz w:val="24"/>
+          <w:szCs w:val="24"/>
+        </w:rPr>
+        <w:t xml:space="preserve">The enhanced algorithm was also faster. In the sequential timing pass on 180 slices, the median time per slice under automatic seeding fell from 10.76 to 5.73 seconds, a 46.7% reduction (</w:t>
+      </w:r>
+      <w:r>
+        <w:rPr>
+          <w:rFonts w:ascii="Times New Roman" w:cs="Times New Roman" w:eastAsia="Times New Roman" w:hAnsi="Times New Roman"/>
+          <w:i/>
+          <w:iCs/>
+          <w:sz w:val="24"/>
+          <w:szCs w:val="24"/>
+        </w:rPr>
+        <w:t xml:space="preserve">Z</w:t>
+      </w:r>
+      <w:r>
+        <w:rPr>
+          <w:rFonts w:ascii="Times New Roman" w:cs="Times New Roman" w:eastAsia="Times New Roman" w:hAnsi="Times New Roman"/>
+          <w:i w:val="false"/>
+          <w:iCs w:val="false"/>
+          <w:sz w:val="24"/>
+          <w:szCs w:val="24"/>
+        </w:rPr>
+        <w:t xml:space="preserve"> = −9.06, </w:t>
+      </w:r>
+      <w:r>
+        <w:rPr>
+          <w:rFonts w:ascii="Times New Roman" w:cs="Times New Roman" w:eastAsia="Times New Roman" w:hAnsi="Times New Roman"/>
+          <w:i/>
+          <w:iCs/>
+          <w:sz w:val="24"/>
+          <w:szCs w:val="24"/>
+        </w:rPr>
+        <w:t xml:space="preserve">p</w:t>
+      </w:r>
+      <w:r>
+        <w:rPr>
+          <w:rFonts w:ascii="Times New Roman" w:cs="Times New Roman" w:eastAsia="Times New Roman" w:hAnsi="Times New Roman"/>
+          <w:i w:val="false"/>
+          <w:iCs w:val="false"/>
+          <w:sz w:val="24"/>
+          <w:szCs w:val="24"/>
+        </w:rPr>
+        <w:t xml:space="preserve"> &lt; .001, </w:t>
+      </w:r>
+      <w:r>
+        <w:rPr>
+          <w:rFonts w:ascii="Times New Roman" w:cs="Times New Roman" w:eastAsia="Times New Roman" w:hAnsi="Times New Roman"/>
+          <w:i/>
+          <w:iCs/>
+          <w:sz w:val="24"/>
+          <w:szCs w:val="24"/>
+        </w:rPr>
+        <w:t xml:space="preserve">r</w:t>
+      </w:r>
+      <w:r>
+        <w:rPr>
+          <w:rFonts w:ascii="Times New Roman" w:cs="Times New Roman" w:eastAsia="Times New Roman" w:hAnsi="Times New Roman"/>
+          <w:i w:val="false"/>
+          <w:iCs w:val="false"/>
+          <w:sz w:val="24"/>
+          <w:szCs w:val="24"/>
+        </w:rPr>
+        <w:t xml:space="preserve"> = −.68), and the enhanced algorithm was faster on 86.7% of slices. The saving comes from region growing, which took a mean of 1.86 seconds against 5.35 seconds, because the original algorithm partitions the whole head among hundreds of background seeds, whereas the enhanced algorithm grows a single region and stops at its boundary. Taken together, the findings show that the enhanced algorithm met all three objectives. It is an interpretable, computationally lightweight segmentation method, fast enough for interactive use on a laptop processor without a GPU, whose growth procedure is sound for well-circumscribed tumors. Its remaining limits lie in automatic seed placement for pituitary tumors and gliomas and in the weak margins of gliomas.</w:t>
+      </w:r>
+    </w:p>
+    <w:p>
+      <w:pPr>
+        <w:spacing w:after="0" w:before="0" w:line="480"/>
+        <w:ind w:firstLine="720"/>
+        <w:jc w:val="both"/>
+      </w:pPr>
+      <w:r>
+        <w:rPr>
+          <w:rFonts w:ascii="Times New Roman" w:cs="Times New Roman" w:eastAsia="Times New Roman" w:hAnsi="Times New Roman"/>
+          <w:i w:val="false"/>
+          <w:iCs w:val="false"/>
+          <w:sz w:val="24"/>
+          <w:szCs w:val="24"/>
+        </w:rPr>
+        <w:t xml:space="preserve">In the course of the study, the following limitations were encountered. The system operates on two-dimensional slices and isolates the head region rather than performing full brain extraction, because the brain cannot be reliably separated from surrounding tissue on individual coronal and sagittal slices. The evaluation used a stratified sample of 954 of the 4,793 slices, which estimates proportions within about ±2.84 percentage points at 95% confidence, and slices from the training and test splits were pooled, although the training slices showed no advantage. The planted seed was placed at the deepest point of the ground-truth tumor and the simulated operator clicks were drawn from the tumor interior, which represent careful operators, so seeds placed by real users may produce lower scores. Leakage was defined with a fixed threshold of twice the true tumor area. Processing time was measured in a sequential pass on a stratified subsample of 180 slices, on a laptop processor running on battery power, so absolute times are longer than they would be on mains power. The synthetic bias field was a single smooth, linear field of one amplitude and does not reproduce every pattern of inhomogeneity found in clinical scans. As an intensity-based method, the algorithm reached a practical limit on tumors whose intensity is not distinct from surrounding tissue. Finally, the dataset contained only tumor-bearing slices, so the study evaluated the localization and delineation of a known tumor rather than the detection of tumor presence or absence.</w:t>
       </w:r>
     </w:p>
     <w:p>
@@ -228,7 +1322,27 @@
           <w:sz w:val="24"/>
           <w:szCs w:val="24"/>
         </w:rPr>
-        <w:t xml:space="preserve">The findings indicate that the enhanced algorithm detects tumors well when the seed is correctly placed and the tumor has a distinct boundary. The main opportunities for improvement lie in the reliability of automatic seeding, in how the stopping bound and the number of growing passes are set, and in handling tumors with weak margins. Building on these results, the following recommendations are offered for future work.</w:t>
+        <w:t xml:space="preserve">The findings indicate that the enhanced algorithm delineates tumors well when the seed lies inside a tumor with a distinct boundary, and that its automatic seed is deterministic and operator-independent. Building on these results, the following recommendations are offered. The system may be adopted as an assistive tool that gives clinicians and annotators a reproducible starting contour. Automatic seeding suits well-circumscribed tumors such as meningioma, where it reached a seed hit rate of 75.2% and a median DSC of 0.759 without any user input, and the operator-click mode may be offered alongside it for other tumor types, for which the enhanced algorithm also outperformed the original algorithm significantly (</w:t>
+      </w:r>
+      <w:r>
+        <w:rPr>
+          <w:rFonts w:ascii="Times New Roman" w:cs="Times New Roman" w:eastAsia="Times New Roman" w:hAnsi="Times New Roman"/>
+          <w:i/>
+          <w:iCs/>
+          <w:sz w:val="24"/>
+          <w:szCs w:val="24"/>
+        </w:rPr>
+        <w:t xml:space="preserve">p</w:t>
+      </w:r>
+      <w:r>
+        <w:rPr>
+          <w:rFonts w:ascii="Times New Roman" w:cs="Times New Roman" w:eastAsia="Times New Roman" w:hAnsi="Times New Roman"/>
+          <w:i w:val="false"/>
+          <w:iCs w:val="false"/>
+          <w:sz w:val="24"/>
+          <w:szCs w:val="24"/>
+        </w:rPr>
+        <w:t xml:space="preserve"> &lt; .001). Because every stage of the method is interpretable, and the Evaluation step of the system shows the source of each variable and the worked computation, the contours it produces can be reviewed and refined by the user.</w:t>
       </w:r>
     </w:p>
     <w:p>
@@ -245,7 +1359,7 @@
           <w:sz w:val="24"/>
           <w:szCs w:val="24"/>
         </w:rPr>
-        <w:t xml:space="preserve">Future work may investigate more reliable automatic seed selection for centrally embedded tumors, such as pituitary tumors, for which the tumor was usually among the candidates but a brighter neighboring structure was ranked above it (45.4% of pituitary slices). For heterogeneous tumors such as gliomas, further study may examine how weakly enhancing tumor tissue can be represented at the seeding stage, since on 50.7% of glioma slices the tumor never entered the highest intensity class. Because a missed seed almost always led to a failed segmentation, the conditions under which seeding fails also warrant closer examination, so that unreliable cases can be identified before they propagate through the pipeline.</w:t>
+        <w:t xml:space="preserve">The automated seed selection offers a clear path for further enhancement. Because the seed outcome decided the final result, with a median DSC of 0.814 whenever the seed lay inside the tumor, enriching the seed-ranking score, whose three weights were tuned on the training split, with additional cues such as shape compactness, anatomical position, and texture may broaden the range of tumor types that can be seeded automatically. The system may also present the top-ranked candidates to the operator for one-click confirmation, combining the deterministic ranking with the operator’s judgment.</w:t>
       </w:r>
     </w:p>
     <w:p>
@@ -262,7 +1376,7 @@
           <w:sz w:val="24"/>
           <w:szCs w:val="24"/>
         </w:rPr>
-        <w:t xml:space="preserve">The growing procedure likewise merits further study. Because the stopping bound is derived from the statistics of the initial seed, a seed of only a few pixels produced a bound that was too tight, while a larger seed produced a bound that was looser but leaked more often. Future work may explore how the initial seed statistics can be characterized more robustly, and how seed size interacts with tumor type, so that the balance between leakage protection and recall is better understood across cases. Since most regions were still growing when the pass limit was reached, the effect of the maximum number of passes on recall and leakage should also be examined.</w:t>
+        <w:t xml:space="preserve">The growing procedure likewise offers settings that can be placed in the hands of the user. The seed size shifted the balance between the two growth objectives, with the purified core favoring precision (0.860, with a leakage rate of 14.4%) and the larger click disk favoring recall (0.659), so the system may offer a precision-priority and a recall-priority mode that the operator can choose according to the task, together with the number of growing passes as an adjustable setting. The method may also be extended to multi-sequence input, such as T2-weighted and FLAIR images, so that the complementary contrast of these sequences can be used for infiltrative tumors such as gliomas. Since the log-domain measure left recall unchanged under a synthetic bias field, its use on scans from different scanners and field strengths, with or without a separate correction step, may also be explored.</w:t>
       </w:r>
     </w:p>
     <w:p>
@@ -279,7 +1393,7 @@
           <w:sz w:val="24"/>
           <w:szCs w:val="24"/>
         </w:rPr>
-        <w:t xml:space="preserve">The bias robustness of the log-domain measure may be tested further with stronger and non-linear bias fields, and on scans with real intensity inhomogeneity, since the smooth field used in this study did not differentiate the methods. Finally, the method may be evaluated on the full test split, on additional datasets and imaging sequences, and in three dimensions, where the tumor can be followed across neighboring slices, with processing time measured on one slice at a time.</w:t>
+        <w:t xml:space="preserve">Because the enhanced algorithm processed a slice in a median of 5.73 seconds on a laptop processor without a GPU and starts from a deterministic seed, it may be extended to three dimensions by carrying the seed and its statistics from slice to slice, so that the tumor is followed across neighboring slices to give a volume. Region growing now takes a mean of 1.86 seconds, so the shared stages of head-mask isolation and seed selection are natural candidates for optimization, for example through vectorized or compiled implementations, to bring the pipeline toward real-time use. The method may further be applied to other datasets, imaging sequences, and modalities, and its masks may serve as priors or initial contours for learning-based segmentation, combining the interpretability of region growing with the capacity of trained models.</w:t>
       </w:r>
     </w:p>
     <w:sectPr>

--- a/Chapter5_Conclusions_and_Recommendations.docx
+++ b/Chapter5_Conclusions_and_Recommendations.docx
@@ -61,6 +61,7 @@
     </w:p>
     <w:p>
       <w:pPr>
+        <w:keepNext w:val="false"/>
         <w:spacing w:after="0" w:before="0" w:line="360"/>
         <w:ind w:firstLine="720"/>
         <w:jc w:val="both"/>
@@ -68,16 +69,15 @@
       <w:r>
         <w:rPr>
           <w:rFonts w:ascii="Times New Roman" w:cs="Times New Roman" w:eastAsia="Times New Roman" w:hAnsi="Times New Roman"/>
-          <w:i w:val="false"/>
-          <w:iCs w:val="false"/>
-          <w:sz w:val="24"/>
-          <w:szCs w:val="24"/>
-        </w:rPr>
-        <w:t xml:space="preserve">This study enhanced the Seeded Region Growing algorithm of Adams and Bischof (1994) for the localization and delineation of brain tumors on two-dimensional contrast-enhanced T1-weighted MRI slices, with one enhancement for each specific objective, and evaluated it against the original algorithm on a stratified sample of 954 slices from the BRISC 2025 dataset. Based on the results in Chapter Four, the following conclusions are drawn.</w:t>
-      </w:r>
-    </w:p>
-    <w:p>
-      <w:pPr>
+          <w:sz w:val="24"/>
+          <w:szCs w:val="24"/>
+        </w:rPr>
+        <w:t xml:space="preserve">This study enhanced the Seeded Region Growing (SRG) algorithm of Adams and Bischof (1994) for the localization and delineation of brain tumors on two-dimensional contrast-enhanced T1-weighted MRI slices, with one enhancement for each specific objective, and evaluated the resulting Enhanced Seeded Region Growing (ESRG) algorithm against the original algorithm on a random sample of 600 test patients (300 glioma and 300 meningioma) from the BraTS 2023 dataset, after all parameters had been fixed on a separate development set. Both algorithms received the same slices, seeds, brain mask, and parameter values, and the test set was evaluated once. Based on the results in Chapter Four, the following conclusions are drawn.</w:t>
+      </w:r>
+    </w:p>
+    <w:p>
+      <w:pPr>
+        <w:keepNext w:val="false"/>
         <w:spacing w:after="0" w:before="0" w:line="360"/>
         <w:ind w:firstLine="720"/>
         <w:jc w:val="both"/>
@@ -85,16 +85,15 @@
       <w:r>
         <w:rPr>
           <w:rFonts w:ascii="Times New Roman" w:cs="Times New Roman" w:eastAsia="Times New Roman" w:hAnsi="Times New Roman"/>
-          <w:i w:val="false"/>
-          <w:iCs w:val="false"/>
-          <w:sz w:val="24"/>
-          <w:szCs w:val="24"/>
-        </w:rPr>
-        <w:t xml:space="preserve">First, automatic seed selection through Multi-Level Otsu Thresholding with connected-component filtering removes the dependence of the result on the operator. When simulated operators clicked at different valid positions inside the same tumor, whether the enhanced algorithm succeeded depended on the click on half of the slices, whereas the automatic seed always produced the same result. The seed landed inside the tumor on 43.7% of slices, most reliably for meningioma (75.2%) and least for glioma (15.4%). Because seed placement decided the outcome, automatic seeding is dependable for well-circumscribed tumors, while the manual seeding option remains necessary for pituitary tumors and gliomas. Objective 1 is therefore met.</w:t>
-      </w:r>
-    </w:p>
-    <w:p>
-      <w:pPr>
+          <w:sz w:val="24"/>
+          <w:szCs w:val="24"/>
+        </w:rPr>
+        <w:t xml:space="preserve">First, automatic seed selection through Multi-Level Otsu Thresholding with connected-component filtering makes the segmentation fully reproducible and removes its dependence on where the operator clicks; repeated runs produced identical masks, whereas moving the planted seeds by a few millimeters changed the result substantially on a minority of slices. The automatic seed was placed inside the tumor on 71.7% of slices: on 85.0% of meningioma slices, which meets the 70% target, but only on 58.3% of glioma slices. When the seed was placed inside the tumor, the automatic ESRG performed close to the ESRG with a planted seed; when it missed, the segmentation failed. Objective 1 is therefore achieved for meningioma but not for glioma, for which the manual seeding option remains necessary.</w:t>
+      </w:r>
+    </w:p>
+    <w:p>
+      <w:pPr>
+        <w:keepNext w:val="false"/>
         <w:spacing w:after="0" w:before="0" w:line="360"/>
         <w:ind w:firstLine="720"/>
         <w:jc w:val="both"/>
@@ -102,16 +101,15 @@
       <w:r>
         <w:rPr>
           <w:rFonts w:ascii="Times New Roman" w:cs="Times New Roman" w:eastAsia="Times New Roman" w:hAnsi="Times New Roman"/>
-          <w:i w:val="false"/>
-          <w:iCs w:val="false"/>
-          <w:sz w:val="24"/>
-          <w:szCs w:val="24"/>
-        </w:rPr>
-        <w:t xml:space="preserve">Second, replacing the global-mean difference with a local difference measure computed in the log domain significantly reduced undersegmentation. With the seed placed inside the tumor, the enhanced algorithm recovered more than four times as much of the tumor as the original algorithm (mean recall of 0.416 against 0.092), and removing either the local comparison or the log transform significantly lowered recall, so both parts of the measure contribute. Its recall was also unaffected by a synthetic bias field. Objective 2 is therefore met.</w:t>
-      </w:r>
-    </w:p>
-    <w:p>
-      <w:pPr>
+          <w:sz w:val="24"/>
+          <w:szCs w:val="24"/>
+        </w:rPr>
+        <w:t xml:space="preserve">Second, the local difference measure computed in the log domain did not, by itself, minimize undersegmentation in a way that improves the segmentation. Added to the original algorithm, it raised recall (median 0.915 to 1.000) only because the region flooded the brain on 88% of slices, and the DSC fell sharply. Within the ESRG, where the stopping criterion bounds the region, the measure significantly increased recall and DSC when pooled and for meningioma, but not for glioma. Objective 2 is therefore met only in part: the measure reduces undersegmentation within the ESRG, but it is not sufficient on its own and is useful only in combination with a stopping criterion.</w:t>
+      </w:r>
+    </w:p>
+    <w:p>
+      <w:pPr>
+        <w:keepNext w:val="false"/>
         <w:spacing w:after="0" w:before="0" w:line="360"/>
         <w:ind w:firstLine="720"/>
         <w:jc w:val="both"/>
@@ -119,16 +117,15 @@
       <w:r>
         <w:rPr>
           <w:rFonts w:ascii="Times New Roman" w:cs="Times New Roman" w:eastAsia="Times New Roman" w:hAnsi="Times New Roman"/>
-          <w:i w:val="false"/>
-          <w:iCs w:val="false"/>
-          <w:sz w:val="24"/>
-          <w:szCs w:val="24"/>
-        </w:rPr>
-        <w:t xml:space="preserve">Third, the stopping criterion that adapts to the intensity variability of the growing region, supported with a global drift guard, significantly decreased boundary leakage. Without it, the region flooded the surrounding tissue on 97.5% of slices; with it, leakage fell to 14.4%, mean precision rose from 0.063 to 0.860, and no slice leaked with the criterion that had not also leaked without it. Objective 3 is therefore met.</w:t>
-      </w:r>
-    </w:p>
-    <w:p>
-      <w:pPr>
+          <w:sz w:val="24"/>
+          <w:szCs w:val="24"/>
+        </w:rPr>
+        <w:t xml:space="preserve">Third, the stopping criterion that adapts to the intensity variability of the growing region, supported with a global drift guard, decreased boundary leakage in every comparison. Removed from the ESRG, its absence let the region flood the brain on 83% of slices and lowered the median DSC from 0.771 to 0.147. From the tumor seed alone, it kept the original algorithm inside the tumor more strictly than two competing seeds did (median precision 1.000 against 0.969), but it also stopped the region before the whole tumor was covered, so the DSC was lower (median 0.590 against 0.852). Objective 3 is therefore met with respect to leakage, measured by precision, but not under the full decision rule, which also required a lower boundary distance and an unharmed DSC.</w:t>
+      </w:r>
+    </w:p>
+    <w:p>
+      <w:pPr>
+        <w:keepNext w:val="false"/>
         <w:spacing w:after="0" w:before="0" w:line="360"/>
         <w:ind w:firstLine="720"/>
         <w:jc w:val="both"/>
@@ -136,16 +133,15 @@
       <w:r>
         <w:rPr>
           <w:rFonts w:ascii="Times New Roman" w:cs="Times New Roman" w:eastAsia="Times New Roman" w:hAnsi="Times New Roman"/>
-          <w:i w:val="false"/>
-          <w:iCs w:val="false"/>
-          <w:sz w:val="24"/>
-          <w:szCs w:val="24"/>
-        </w:rPr>
-        <w:t xml:space="preserve">Taken together, the three enhancements are complementary: the local log-domain measure lets the region reach the tumor boundary, and the stopping criterion keeps it from crossing it. Combined, they more than doubled the mean Dice Similarity Coefficient of the original algorithm, from 0.148 to 0.319 under automatic seeding, and nearly halved the processing time per slice. Performance depended strongly on the tumor class. Meningioma was delineated reliably without any user input, whereas glioma, whose infiltrative margins offer no sharp intensity boundary, remains the practical limit of the method.</w:t>
-      </w:r>
-    </w:p>
-    <w:p>
-      <w:pPr>
+          <w:sz w:val="24"/>
+          <w:szCs w:val="24"/>
+        </w:rPr>
+        <w:t xml:space="preserve">Taken together, the enhancements are complementary rather than independent: the local log-domain measure lets the region reach the tumor boundary, and the stopping criterion keeps it from crossing it. The complete ESRG with a planted seed reached a mean DSC of 0.680, against 0.736 for the original algorithm supplied with tumor, healthy-tissue, and background seeds, and 0.542 with automatic seeding. The study therefore does not demonstrate an overall improvement in segmentation accuracy over the original algorithm. The ESRG leaks less (mean precision 0.925 against 0.824) and needs only a single seed, or none, but it undersegments more (mean recall 0.630 against 0.802). Its practical advantage lies in the input it requires: given the same single tumor click, the original algorithm absorbed the whole image (median DSC 0.019), whereas the ESRG stopped at the tumor (median DSC 0.788), a secondary comparison defined after the test run. Performance depended strongly on the tumor type: meningioma was delineated well without any user input (median DSC 0.866), whereas glioma, whose heterogeneous and infiltrative enhancement offers no sharp intensity boundary, remains the practical limit of the method.</w:t>
+      </w:r>
+    </w:p>
+    <w:p>
+      <w:pPr>
+        <w:keepNext w:val="false"/>
         <w:spacing w:after="0" w:before="0" w:line="360"/>
         <w:ind w:firstLine="720"/>
         <w:jc w:val="both"/>
@@ -153,12 +149,10 @@
       <w:r>
         <w:rPr>
           <w:rFonts w:ascii="Times New Roman" w:cs="Times New Roman" w:eastAsia="Times New Roman" w:hAnsi="Times New Roman"/>
-          <w:i w:val="false"/>
-          <w:iCs w:val="false"/>
-          <w:sz w:val="24"/>
-          <w:szCs w:val="24"/>
-        </w:rPr>
-        <w:t xml:space="preserve">These conclusions are subject to the following limitations. The system operates on two-dimensional slices and isolates the head rather than the brain. The planted and simulated operator seeds were placed in the tumor interior and represent careful operators, so seeds placed by real users may give lower scores. The synthetic bias field was a single smooth, linear field and does not reproduce every inhomogeneity found in clinical scans. Finally, the dataset contained only tumor-bearing slices, so the study evaluated the localization and delineation of a known tumor rather than the detection of its presence.</w:t>
+          <w:sz w:val="24"/>
+          <w:szCs w:val="24"/>
+        </w:rPr>
+        <w:t xml:space="preserve">These conclusions are subject to the following limitations. The system operates on single two-dimensional slices of one MRI sequence and uses the tumor core as the reference standard, excluding edema. Only slices with a tumor core of at least 150 mm² were eligible, so small tumors and the thin upper and lower sections of a tumor were not evaluated. The planted seeds were placed by a simulated careful operator with knowledge of the ground truth, so seeds placed by real users may give lower scores, particularly for the SRG, which needs three correctly placed seeds. The images were skull-stripped by the dataset providers, which the brain mask of the system relies on. Finally, the decision to adopt the running global mean was made by the researchers although it did not meet the pre-set development-set acceptance margin; it was documented before the test set was opened.</w:t>
       </w:r>
     </w:p>
     <w:p>
@@ -182,6 +176,7 @@
     </w:p>
     <w:p>
       <w:pPr>
+        <w:keepNext w:val="false"/>
         <w:spacing w:after="0" w:before="0" w:line="360"/>
         <w:ind w:firstLine="720"/>
         <w:jc w:val="both"/>
@@ -189,16 +184,15 @@
       <w:r>
         <w:rPr>
           <w:rFonts w:ascii="Times New Roman" w:cs="Times New Roman" w:eastAsia="Times New Roman" w:hAnsi="Times New Roman"/>
-          <w:i w:val="false"/>
-          <w:iCs w:val="false"/>
-          <w:sz w:val="24"/>
-          <w:szCs w:val="24"/>
-        </w:rPr>
-        <w:t xml:space="preserve">Based on these findings, the following recommendations are offered. The system may be used as an assistive tool that gives clinicians and annotators a reproducible starting contour, with automatic seeding for well-circumscribed tumors such as meningioma and the manual seeding mode for other tumor types. Because every stage of the method is interpretable, the contours it produces can be reviewed and refined by the user.</w:t>
-      </w:r>
-    </w:p>
-    <w:p>
-      <w:pPr>
+          <w:sz w:val="24"/>
+          <w:szCs w:val="24"/>
+        </w:rPr>
+        <w:t xml:space="preserve">Based on these findings, the following recommendations are offered. The system may be used as an assistive tool that gives clinicians and annotators a reproducible starting contour: with automatic seeding for well-circumscribed, enhancing tumors such as meningioma, and with the manual seeding option for gliomas. Because every stage of the method is interpretable, its contours can be reviewed and corrected by the user.</w:t>
+      </w:r>
+    </w:p>
+    <w:p>
+      <w:pPr>
+        <w:keepNext w:val="false"/>
         <w:spacing w:after="0" w:before="0" w:line="360"/>
         <w:ind w:firstLine="720"/>
         <w:jc w:val="both"/>
@@ -206,16 +200,15 @@
       <w:r>
         <w:rPr>
           <w:rFonts w:ascii="Times New Roman" w:cs="Times New Roman" w:eastAsia="Times New Roman" w:hAnsi="Times New Roman"/>
-          <w:i w:val="false"/>
-          <w:iCs w:val="false"/>
-          <w:sz w:val="24"/>
-          <w:szCs w:val="24"/>
-        </w:rPr>
-        <w:t xml:space="preserve">Future work should first improve automatic seed selection, the stage that limited the fully automatic pipeline. Additional ranking cues, such as anatomical position and texture, may broaden the range of tumors that can be seeded automatically, and the system may present the top-ranked candidates to the operator for one-click confirmation.</w:t>
-      </w:r>
-    </w:p>
-    <w:p>
-      <w:pPr>
+          <w:sz w:val="24"/>
+          <w:szCs w:val="24"/>
+        </w:rPr>
+        <w:t xml:space="preserve">Future work should first improve the localization of gliomas by automatic seed selection, the stage that limited the fully automatic pipeline. Additional ranking cues, such as anatomical position, symmetry between the hemispheres, and texture, may separate the tumor from vessels and other enhancing structures, and the system may present the top-ranked candidates for one-click confirmation.</w:t>
+      </w:r>
+    </w:p>
+    <w:p>
+      <w:pPr>
+        <w:keepNext w:val="false"/>
         <w:spacing w:after="0" w:before="0" w:line="360"/>
         <w:ind w:firstLine="720"/>
         <w:jc w:val="both"/>
@@ -223,12 +216,26 @@
       <w:r>
         <w:rPr>
           <w:rFonts w:ascii="Times New Roman" w:cs="Times New Roman" w:eastAsia="Times New Roman" w:hAnsi="Times New Roman"/>
-          <w:i w:val="false"/>
-          <w:iCs w:val="false"/>
-          <w:sz w:val="24"/>
-          <w:szCs w:val="24"/>
-        </w:rPr>
-        <w:t xml:space="preserve">The growing procedure may also be extended. Because the seed size shifts the balance between recall and precision, the system may offer recall-priority and precision-priority settings. Multi-sequence input, such as T2-weighted and FLAIR images, may help with infiltrative tumors such as gliomas, and the method should be evaluated on clinical scans from different scanners, whose intensity inhomogeneity is more varied than the synthetic field used here. Finally, the method may be extended to three dimensions by carrying the seed and region statistics across neighboring slices, and its masks may serve as initial contours for learning-based segmentation.</w:t>
+          <w:sz w:val="24"/>
+          <w:szCs w:val="24"/>
+        </w:rPr>
+        <w:t xml:space="preserve">Second, because the ESRG errs toward undersegmentation while the original algorithm errs toward leakage, future work should combine their strengths: for example, by letting the stopping bounds relax gradually while the region remains compact, or by using competing regions, when the user supplies them, together with the adaptive stopping criterion. Any such change should be tuned on development data and confirmed on an independent test set, as in this study.</w:t>
+      </w:r>
+    </w:p>
+    <w:p>
+      <w:pPr>
+        <w:keepNext w:val="false"/>
+        <w:spacing w:after="0" w:before="0" w:line="360"/>
+        <w:ind w:firstLine="720"/>
+        <w:jc w:val="both"/>
+      </w:pPr>
+      <w:r>
+        <w:rPr>
+          <w:rFonts w:ascii="Times New Roman" w:cs="Times New Roman" w:eastAsia="Times New Roman" w:hAnsi="Times New Roman"/>
+          <w:sz w:val="24"/>
+          <w:szCs w:val="24"/>
+        </w:rPr>
+        <w:t xml:space="preserve">Finally, the method may be extended to multiple sequences, such as T2-weighted and FLAIR images, which delineate infiltrative tumors better than T1-CE alone; to three dimensions, by carrying the seed and region statistics across neighboring slices; and to clinical scans that have not been skull-stripped or bias-corrected. Its masks may also serve as initial contours for learning-based segmentation methods.</w:t>
       </w:r>
     </w:p>
     <w:sectPr>
@@ -425,6 +432,21 @@
   <w:style w:type="paragraph" w:styleId="Normal" w:default="1">
     <w:name w:val="Normal"/>
     <w:qFormat/>
+  </w:style>
+  <w:style w:type="table" w:styleId="TableNormal" w:default="true">
+    <w:name w:val="Normal Table"/>
+    <w:uiPriority w:val="99"/>
+    <w:semiHidden/>
+    <w:unhideWhenUsed/>
+    <w:tblPr>
+      <w:tblInd w:type="dxa" w:w="0"/>
+      <w:tblCellMar>
+        <w:top w:type="dxa" w:w="0"/>
+        <w:left w:type="dxa" w:w="108"/>
+        <w:bottom w:type="dxa" w:w="0"/>
+        <w:right w:type="dxa" w:w="108"/>
+      </w:tblCellMar>
+    </w:tblPr>
   </w:style>
   <w:style w:type="paragraph" w:styleId="Title">
     <w:name w:val="Title"/>

--- a/Chapter5_Conclusions_and_Recommendations.docx
+++ b/Chapter5_Conclusions_and_Recommendations.docx
@@ -72,87 +72,103 @@
           <w:sz w:val="24"/>
           <w:szCs w:val="24"/>
         </w:rPr>
-        <w:t xml:space="preserve">This study enhanced the Seeded Region Growing (SRG) algorithm of Adams and Bischof (1994) for the localization and delineation of brain tumors on two-dimensional contrast-enhanced T1-weighted MRI slices, with one enhancement for each specific objective, and evaluated the resulting Enhanced Seeded Region Growing (ESRG) algorithm against the original algorithm on a random sample of 600 test patients (300 glioma and 300 meningioma) from the BraTS 2023 dataset, after all parameters had been fixed on a separate development set. Both algorithms received the same slices, seeds, brain mask, and parameter values, and the test set was evaluated once. Based on the results in Chapter Four, the following conclusions are drawn.</w:t>
-      </w:r>
-    </w:p>
-    <w:p>
-      <w:pPr>
-        <w:keepNext w:val="false"/>
-        <w:spacing w:after="0" w:before="0" w:line="360"/>
-        <w:ind w:firstLine="720"/>
-        <w:jc w:val="both"/>
-      </w:pPr>
-      <w:r>
-        <w:rPr>
-          <w:rFonts w:ascii="Times New Roman" w:cs="Times New Roman" w:eastAsia="Times New Roman" w:hAnsi="Times New Roman"/>
-          <w:sz w:val="24"/>
-          <w:szCs w:val="24"/>
-        </w:rPr>
-        <w:t xml:space="preserve">First, automatic seed selection through Multi-Level Otsu Thresholding with connected-component filtering makes the segmentation fully reproducible and removes its dependence on where the operator clicks; repeated runs produced identical masks, whereas moving the planted seeds by a few millimeters changed the result substantially on a minority of slices. The automatic seed was placed inside the tumor on 71.7% of slices: on 85.0% of meningioma slices, which meets the 70% target, but only on 58.3% of glioma slices. When the seed was placed inside the tumor, the automatic ESRG performed close to the ESRG with a planted seed; when it missed, the segmentation failed. Objective 1 is therefore achieved for meningioma but not for glioma, for which the manual seeding option remains necessary.</w:t>
-      </w:r>
-    </w:p>
-    <w:p>
-      <w:pPr>
-        <w:keepNext w:val="false"/>
-        <w:spacing w:after="0" w:before="0" w:line="360"/>
-        <w:ind w:firstLine="720"/>
-        <w:jc w:val="both"/>
-      </w:pPr>
-      <w:r>
-        <w:rPr>
-          <w:rFonts w:ascii="Times New Roman" w:cs="Times New Roman" w:eastAsia="Times New Roman" w:hAnsi="Times New Roman"/>
-          <w:sz w:val="24"/>
-          <w:szCs w:val="24"/>
-        </w:rPr>
-        <w:t xml:space="preserve">Second, the local difference measure computed in the log domain did not, by itself, minimize undersegmentation in a way that improves the segmentation. Added to the original algorithm, it raised recall (median 0.915 to 1.000) only because the region flooded the brain on 88% of slices, and the DSC fell sharply. Within the ESRG, where the stopping criterion bounds the region, the measure significantly increased recall and DSC when pooled and for meningioma, but not for glioma. Objective 2 is therefore met only in part: the measure reduces undersegmentation within the ESRG, but it is not sufficient on its own and is useful only in combination with a stopping criterion.</w:t>
-      </w:r>
-    </w:p>
-    <w:p>
-      <w:pPr>
-        <w:keepNext w:val="false"/>
-        <w:spacing w:after="0" w:before="0" w:line="360"/>
-        <w:ind w:firstLine="720"/>
-        <w:jc w:val="both"/>
-      </w:pPr>
-      <w:r>
-        <w:rPr>
-          <w:rFonts w:ascii="Times New Roman" w:cs="Times New Roman" w:eastAsia="Times New Roman" w:hAnsi="Times New Roman"/>
-          <w:sz w:val="24"/>
-          <w:szCs w:val="24"/>
-        </w:rPr>
-        <w:t xml:space="preserve">Third, the stopping criterion that adapts to the intensity variability of the growing region, supported with a global drift guard, decreased boundary leakage in every comparison. Removed from the ESRG, its absence let the region flood the brain on 83% of slices and lowered the median DSC from 0.771 to 0.147. From the tumor seed alone, it kept the original algorithm inside the tumor more strictly than two competing seeds did (median precision 1.000 against 0.969), but it also stopped the region before the whole tumor was covered, so the DSC was lower (median 0.590 against 0.852). Objective 3 is therefore met with respect to leakage, measured by precision, but not under the full decision rule, which also required a lower boundary distance and an unharmed DSC.</w:t>
-      </w:r>
-    </w:p>
-    <w:p>
-      <w:pPr>
-        <w:keepNext w:val="false"/>
-        <w:spacing w:after="0" w:before="0" w:line="360"/>
-        <w:ind w:firstLine="720"/>
-        <w:jc w:val="both"/>
-      </w:pPr>
-      <w:r>
-        <w:rPr>
-          <w:rFonts w:ascii="Times New Roman" w:cs="Times New Roman" w:eastAsia="Times New Roman" w:hAnsi="Times New Roman"/>
-          <w:sz w:val="24"/>
-          <w:szCs w:val="24"/>
-        </w:rPr>
-        <w:t xml:space="preserve">Taken together, the enhancements are complementary rather than independent: the local log-domain measure lets the region reach the tumor boundary, and the stopping criterion keeps it from crossing it. The complete ESRG with a planted seed reached a mean DSC of 0.680, against 0.736 for the original algorithm supplied with tumor, healthy-tissue, and background seeds, and 0.542 with automatic seeding. The study therefore does not demonstrate an overall improvement in segmentation accuracy over the original algorithm. The ESRG leaks less (mean precision 0.925 against 0.824) and needs only a single seed, or none, but it undersegments more (mean recall 0.630 against 0.802). Its practical advantage lies in the input it requires: given the same single tumor click, the original algorithm absorbed the whole image (median DSC 0.019), whereas the ESRG stopped at the tumor (median DSC 0.788), a secondary comparison defined after the test run. Performance depended strongly on the tumor type: meningioma was delineated well without any user input (median DSC 0.866), whereas glioma, whose heterogeneous and infiltrative enhancement offers no sharp intensity boundary, remains the practical limit of the method.</w:t>
-      </w:r>
-    </w:p>
-    <w:p>
-      <w:pPr>
-        <w:keepNext w:val="false"/>
-        <w:spacing w:after="0" w:before="0" w:line="360"/>
-        <w:ind w:firstLine="720"/>
-        <w:jc w:val="both"/>
-      </w:pPr>
-      <w:r>
-        <w:rPr>
-          <w:rFonts w:ascii="Times New Roman" w:cs="Times New Roman" w:eastAsia="Times New Roman" w:hAnsi="Times New Roman"/>
-          <w:sz w:val="24"/>
-          <w:szCs w:val="24"/>
-        </w:rPr>
-        <w:t xml:space="preserve">These conclusions are subject to the following limitations. The system operates on single two-dimensional slices of one MRI sequence and uses the tumor core as the reference standard, excluding edema. Only slices with a tumor core of at least 150 mm² were eligible, so small tumors and the thin upper and lower sections of a tumor were not evaluated. The planted seeds were placed by a simulated careful operator with knowledge of the ground truth, so seeds placed by real users may give lower scores, particularly for the SRG, which needs three correctly placed seeds. The images were skull-stripped by the dataset providers, which the brain mask of the system relies on. Finally, the decision to adopt the running global mean was made by the researchers although it did not meet the pre-set development-set acceptance margin; it was documented before the test set was opened.</w:t>
+        <w:t xml:space="preserve">This study enhanced the Seeded Region Growing (SRG) algorithm of Adams and Bischof (1994) for the localization and delineation of brain tumors on two-dimensional contrast-enhanced T1-weighted MRI slices, with one enhancement for each specific objective, and evaluated the resulting Enhanced Seeded Region Growing (ESRG) algorithm against the original algorithm on a random sample of 600 test patients (300 glioma and 300 meningioma) from the BraTS 2023 dataset, after all parameters had been fixed on a separate development set. Both algorithms received the same slices, seeds, and parameter values, and the test set was evaluated once. The results are reported separately for glioma and meningioma. Based on the results in Chapter Four, the following conclusions are drawn.</w:t>
+      </w:r>
+    </w:p>
+    <w:p>
+      <w:pPr>
+        <w:keepNext w:val="false"/>
+        <w:spacing w:after="0" w:before="0" w:line="360"/>
+        <w:ind w:firstLine="720"/>
+        <w:jc w:val="both"/>
+      </w:pPr>
+      <w:r>
+        <w:rPr>
+          <w:rFonts w:ascii="Times New Roman" w:cs="Times New Roman" w:eastAsia="Times New Roman" w:hAnsi="Times New Roman"/>
+          <w:sz w:val="24"/>
+          <w:szCs w:val="24"/>
+        </w:rPr>
+        <w:t xml:space="preserve">First, automatic seed selection through Multi-Level Otsu Thresholding with connected-component filtering makes the segmentation reproducible and removes its dependence on where the operator clicks: repeated runs produced identical masks on every slice, whereas moving the planted seeds of the SRG by a few millimeters changed its DSC by at least 0.20 on 30.0% of glioma and 6.0% of meningioma slices. The automatic seed was placed inside the tumor on 85.0% of meningioma slices, with a lower confidence bound of 80.5% that meets the 70% target, but only on 58.3% of glioma slices (lower bound 52.7%). When the seed hit the tumor, the automatic ESRG reached a mean DSC of 0.609 for glioma and 0.833 for meningioma; when it missed, 0.028 and 0.061. The automatic DSC was nevertheless significantly lower than that of the planted placements in both tumor types. Objective 1 is therefore achieved for meningioma but not for glioma, for which the manual seeding option remains necessary.</w:t>
+      </w:r>
+    </w:p>
+    <w:p>
+      <w:pPr>
+        <w:keepNext w:val="false"/>
+        <w:spacing w:after="0" w:before="0" w:line="360"/>
+        <w:ind w:firstLine="720"/>
+        <w:jc w:val="both"/>
+      </w:pPr>
+      <w:r>
+        <w:rPr>
+          <w:rFonts w:ascii="Times New Roman" w:cs="Times New Roman" w:eastAsia="Times New Roman" w:hAnsi="Times New Roman"/>
+          <w:sz w:val="24"/>
+          <w:szCs w:val="24"/>
+        </w:rPr>
+        <w:t xml:space="preserve">Second, the local difference measure computed in the log domain did not, by itself, minimize undersegmentation in a way that improves the segmentation. Added to the original algorithm, it raised the median recall to 1.000 in both tumor types, but only because the region flooded the brain on 86.7% of glioma and 88.3% of meningioma slices, and the median DSC fell from 0.684 to 0.133 and from 0.931 to 0.137. Within the ESRG, where the stopping criterion bounds the region, the measure significantly increased recall (median 0.796 → 0.854) and DSC for meningioma, but not for glioma. Objective 2 is therefore met only in part: the measure reduces undersegmentation within the ESRG for meningioma, but it is not sufficient on its own and is useful only in combination with a stopping criterion.</w:t>
+      </w:r>
+    </w:p>
+    <w:p>
+      <w:pPr>
+        <w:keepNext w:val="false"/>
+        <w:spacing w:after="0" w:before="0" w:line="360"/>
+        <w:ind w:firstLine="720"/>
+        <w:jc w:val="both"/>
+      </w:pPr>
+      <w:r>
+        <w:rPr>
+          <w:rFonts w:ascii="Times New Roman" w:cs="Times New Roman" w:eastAsia="Times New Roman" w:hAnsi="Times New Roman"/>
+          <w:sz w:val="24"/>
+          <w:szCs w:val="24"/>
+        </w:rPr>
+        <w:t xml:space="preserve">Third, the stopping criterion that adapts to the intensity variability of the growing region, supported with a global drift guard, decreased boundary leakage in every comparison. Removed from the ESRG, its absence let the region flood the brain on 83.0% of glioma and 83.0% of meningioma slices and lowered the median DSC from 0.542 to 0.136 and from 0.865 to 0.173. From the tumor seed alone, it kept the original algorithm inside the tumor more strictly than two competing seeds did (median precision 0.991 → 1.000 for glioma and 0.955 → 0.998 for meningioma), but it also stopped the region before the whole tumor was covered, so the DSC was lower (median 0.684 → 0.320 and 0.931 → 0.802). Objective 3 is therefore met with respect to leakage, measured by precision, but not under the full decision rule, which also required a lower boundary distance and an unharmed DSC.</w:t>
+      </w:r>
+    </w:p>
+    <w:p>
+      <w:pPr>
+        <w:keepNext w:val="false"/>
+        <w:spacing w:after="0" w:before="0" w:line="360"/>
+        <w:ind w:firstLine="720"/>
+        <w:jc w:val="both"/>
+      </w:pPr>
+      <w:r>
+        <w:rPr>
+          <w:rFonts w:ascii="Times New Roman" w:cs="Times New Roman" w:eastAsia="Times New Roman" w:hAnsi="Times New Roman"/>
+          <w:sz w:val="24"/>
+          <w:szCs w:val="24"/>
+        </w:rPr>
+        <w:t xml:space="preserve">Fourth, the comparison of the two algorithms depends on the input the operator gives. With the same single planted tumor seed, the original algorithm has no competing region to stop it and absorbs the whole image (median DSC 0.023 for glioma and 0.015 for meningioma), whereas the ESRG stops at the tumor (0.562 for glioma and 0.876 for meningioma); the difference is large and significant in both tumor types. When the original algorithm also receives a healthy-tissue and a background seed, it obtains the higher DSC (median 0.684 for glioma and 0.931 for meningioma, against the ESRG’s values above), and the same holds when both algorithms start from the same automatic seed. The ESRG leaks less (higher precision) and needs only a single seed, or none, but it recovers less of the tumor (lower recall). It is also much faster, with a median processing time of 0.37 s for glioma and 0.54 s for meningioma with a planted seed against 5.89 s for glioma and 6.80 s for meningioma for the original algorithm with three seeds. The study therefore does not demonstrate an overall improvement in segmentation accuracy over the original algorithm supplied with competing seeds, but it does show that the ESRG delivers a controlled, fast, and reproducible segmentation from one seed where the original algorithm cannot.</w:t>
+      </w:r>
+    </w:p>
+    <w:p>
+      <w:pPr>
+        <w:keepNext w:val="false"/>
+        <w:spacing w:after="0" w:before="0" w:line="360"/>
+        <w:ind w:firstLine="720"/>
+        <w:jc w:val="both"/>
+      </w:pPr>
+      <w:r>
+        <w:rPr>
+          <w:rFonts w:ascii="Times New Roman" w:cs="Times New Roman" w:eastAsia="Times New Roman" w:hAnsi="Times New Roman"/>
+          <w:sz w:val="24"/>
+          <w:szCs w:val="24"/>
+        </w:rPr>
+        <w:t xml:space="preserve">Taken together, the enhancements are complementary rather than independent: the local log-domain measure lets the region reach the tumor boundary, and the stopping criterion keeps it from crossing it. Performance depended strongly on the tumor type: meningioma was delineated well without any user input (median DSC 0.866 with automatic seeding), whereas glioma, whose heterogeneous and infiltrative enhancement offers no sharp intensity boundary, remains the practical limit of the method (median DSC 0.265 with automatic seeding and 0.562 with a planted seed).</w:t>
+      </w:r>
+    </w:p>
+    <w:p>
+      <w:pPr>
+        <w:keepNext w:val="false"/>
+        <w:spacing w:after="0" w:before="0" w:line="360"/>
+        <w:ind w:firstLine="720"/>
+        <w:jc w:val="both"/>
+      </w:pPr>
+      <w:r>
+        <w:rPr>
+          <w:rFonts w:ascii="Times New Roman" w:cs="Times New Roman" w:eastAsia="Times New Roman" w:hAnsi="Times New Roman"/>
+          <w:sz w:val="24"/>
+          <w:szCs w:val="24"/>
+        </w:rPr>
+        <w:t xml:space="preserve">These conclusions are subject to the following limitations. The system operates on single two-dimensional slices of one MRI sequence and uses the tumor core as the reference standard, excluding edema. Only slices with a tumor core of at least 150 mm² were eligible, so small tumors and the thin upper and lower sections of a tumor were not evaluated. The planted seeds were placed by a simulated careful operator with knowledge of the ground truth, so seeds placed by real users may give lower scores, particularly for the original algorithm, which needs three correctly placed seeds. The images were skull-stripped by the dataset providers, which the brain mask of the system relies on. The processing times were measured with several slices running in parallel on one laptop, partly on battery power, and indicate relative speed only. The comparison at equal input and the comparison from the same automatic seed were added after the test run, using results already collected, and are descriptive. Finally, the decision to adopt the running global mean was made by the researchers although it did not meet the pre-set development-set acceptance margin; it was documented before the test set was opened.</w:t>
       </w:r>
     </w:p>
     <w:p>

--- a/Chapter5_Conclusions_and_Recommendations.docx
+++ b/Chapter5_Conclusions_and_Recommendations.docx
@@ -72,103 +72,103 @@
           <w:sz w:val="24"/>
           <w:szCs w:val="24"/>
         </w:rPr>
-        <w:t xml:space="preserve">This study enhanced the Seeded Region Growing (SRG) algorithm of Adams and Bischof (1994) for the localization and delineation of brain tumors on two-dimensional contrast-enhanced T1-weighted MRI slices, with one enhancement for each specific objective, and evaluated the resulting Enhanced Seeded Region Growing (ESRG) algorithm against the original algorithm on a random sample of 600 test patients (300 glioma and 300 meningioma) from the BraTS 2023 dataset, after all parameters had been fixed on a separate development set. Both algorithms received the same slices, seeds, and parameter values, and the test set was evaluated once. The results are reported separately for glioma and meningioma. Based on the results in Chapter Four, the following conclusions are drawn.</w:t>
-      </w:r>
-    </w:p>
-    <w:p>
-      <w:pPr>
-        <w:keepNext w:val="false"/>
-        <w:spacing w:after="0" w:before="0" w:line="360"/>
-        <w:ind w:firstLine="720"/>
-        <w:jc w:val="both"/>
-      </w:pPr>
-      <w:r>
-        <w:rPr>
-          <w:rFonts w:ascii="Times New Roman" w:cs="Times New Roman" w:eastAsia="Times New Roman" w:hAnsi="Times New Roman"/>
-          <w:sz w:val="24"/>
-          <w:szCs w:val="24"/>
-        </w:rPr>
-        <w:t xml:space="preserve">First, automatic seed selection through Multi-Level Otsu Thresholding with connected-component filtering makes the segmentation reproducible and removes its dependence on where the operator clicks: repeated runs produced identical masks on every slice, whereas moving the planted seeds of the SRG by a few millimeters changed its DSC by at least 0.20 on 30.0% of glioma and 6.0% of meningioma slices. The automatic seed was placed inside the tumor on 85.0% of meningioma slices, with a lower confidence bound of 80.5% that meets the 70% target, but only on 58.3% of glioma slices (lower bound 52.7%). When the seed hit the tumor, the automatic ESRG reached a mean DSC of 0.609 for glioma and 0.833 for meningioma; when it missed, 0.028 and 0.061. The automatic DSC was nevertheless significantly lower than that of the planted placements in both tumor types. Objective 1 is therefore achieved for meningioma but not for glioma, for which the manual seeding option remains necessary.</w:t>
-      </w:r>
-    </w:p>
-    <w:p>
-      <w:pPr>
-        <w:keepNext w:val="false"/>
-        <w:spacing w:after="0" w:before="0" w:line="360"/>
-        <w:ind w:firstLine="720"/>
-        <w:jc w:val="both"/>
-      </w:pPr>
-      <w:r>
-        <w:rPr>
-          <w:rFonts w:ascii="Times New Roman" w:cs="Times New Roman" w:eastAsia="Times New Roman" w:hAnsi="Times New Roman"/>
-          <w:sz w:val="24"/>
-          <w:szCs w:val="24"/>
-        </w:rPr>
-        <w:t xml:space="preserve">Second, the local difference measure computed in the log domain did not, by itself, minimize undersegmentation in a way that improves the segmentation. Added to the original algorithm, it raised the median recall to 1.000 in both tumor types, but only because the region flooded the brain on 86.7% of glioma and 88.3% of meningioma slices, and the median DSC fell from 0.684 to 0.133 and from 0.931 to 0.137. Within the ESRG, where the stopping criterion bounds the region, the measure significantly increased recall (median 0.796 → 0.854) and DSC for meningioma, but not for glioma. Objective 2 is therefore met only in part: the measure reduces undersegmentation within the ESRG for meningioma, but it is not sufficient on its own and is useful only in combination with a stopping criterion.</w:t>
-      </w:r>
-    </w:p>
-    <w:p>
-      <w:pPr>
-        <w:keepNext w:val="false"/>
-        <w:spacing w:after="0" w:before="0" w:line="360"/>
-        <w:ind w:firstLine="720"/>
-        <w:jc w:val="both"/>
-      </w:pPr>
-      <w:r>
-        <w:rPr>
-          <w:rFonts w:ascii="Times New Roman" w:cs="Times New Roman" w:eastAsia="Times New Roman" w:hAnsi="Times New Roman"/>
-          <w:sz w:val="24"/>
-          <w:szCs w:val="24"/>
-        </w:rPr>
-        <w:t xml:space="preserve">Third, the stopping criterion that adapts to the intensity variability of the growing region, supported with a global drift guard, decreased boundary leakage in every comparison. Removed from the ESRG, its absence let the region flood the brain on 83.0% of glioma and 83.0% of meningioma slices and lowered the median DSC from 0.542 to 0.136 and from 0.865 to 0.173. From the tumor seed alone, it kept the original algorithm inside the tumor more strictly than two competing seeds did (median precision 0.991 → 1.000 for glioma and 0.955 → 0.998 for meningioma), but it also stopped the region before the whole tumor was covered, so the DSC was lower (median 0.684 → 0.320 and 0.931 → 0.802). Objective 3 is therefore met with respect to leakage, measured by precision, but not under the full decision rule, which also required a lower boundary distance and an unharmed DSC.</w:t>
-      </w:r>
-    </w:p>
-    <w:p>
-      <w:pPr>
-        <w:keepNext w:val="false"/>
-        <w:spacing w:after="0" w:before="0" w:line="360"/>
-        <w:ind w:firstLine="720"/>
-        <w:jc w:val="both"/>
-      </w:pPr>
-      <w:r>
-        <w:rPr>
-          <w:rFonts w:ascii="Times New Roman" w:cs="Times New Roman" w:eastAsia="Times New Roman" w:hAnsi="Times New Roman"/>
-          <w:sz w:val="24"/>
-          <w:szCs w:val="24"/>
-        </w:rPr>
-        <w:t xml:space="preserve">Fourth, the comparison of the two algorithms depends on the input the operator gives. With the same single planted tumor seed, the original algorithm has no competing region to stop it and absorbs the whole image (median DSC 0.023 for glioma and 0.015 for meningioma), whereas the ESRG stops at the tumor (0.562 for glioma and 0.876 for meningioma); the difference is large and significant in both tumor types. When the original algorithm also receives a healthy-tissue and a background seed, it obtains the higher DSC (median 0.684 for glioma and 0.931 for meningioma, against the ESRG’s values above), and the same holds when both algorithms start from the same automatic seed. The ESRG leaks less (higher precision) and needs only a single seed, or none, but it recovers less of the tumor (lower recall). It is also much faster, with a median processing time of 0.37 s for glioma and 0.54 s for meningioma with a planted seed against 5.89 s for glioma and 6.80 s for meningioma for the original algorithm with three seeds. The study therefore does not demonstrate an overall improvement in segmentation accuracy over the original algorithm supplied with competing seeds, but it does show that the ESRG delivers a controlled, fast, and reproducible segmentation from one seed where the original algorithm cannot.</w:t>
-      </w:r>
-    </w:p>
-    <w:p>
-      <w:pPr>
-        <w:keepNext w:val="false"/>
-        <w:spacing w:after="0" w:before="0" w:line="360"/>
-        <w:ind w:firstLine="720"/>
-        <w:jc w:val="both"/>
-      </w:pPr>
-      <w:r>
-        <w:rPr>
-          <w:rFonts w:ascii="Times New Roman" w:cs="Times New Roman" w:eastAsia="Times New Roman" w:hAnsi="Times New Roman"/>
-          <w:sz w:val="24"/>
-          <w:szCs w:val="24"/>
-        </w:rPr>
-        <w:t xml:space="preserve">Taken together, the enhancements are complementary rather than independent: the local log-domain measure lets the region reach the tumor boundary, and the stopping criterion keeps it from crossing it. Performance depended strongly on the tumor type: meningioma was delineated well without any user input (median DSC 0.866 with automatic seeding), whereas glioma, whose heterogeneous and infiltrative enhancement offers no sharp intensity boundary, remains the practical limit of the method (median DSC 0.265 with automatic seeding and 0.562 with a planted seed).</w:t>
-      </w:r>
-    </w:p>
-    <w:p>
-      <w:pPr>
-        <w:keepNext w:val="false"/>
-        <w:spacing w:after="0" w:before="0" w:line="360"/>
-        <w:ind w:firstLine="720"/>
-        <w:jc w:val="both"/>
-      </w:pPr>
-      <w:r>
-        <w:rPr>
-          <w:rFonts w:ascii="Times New Roman" w:cs="Times New Roman" w:eastAsia="Times New Roman" w:hAnsi="Times New Roman"/>
-          <w:sz w:val="24"/>
-          <w:szCs w:val="24"/>
-        </w:rPr>
-        <w:t xml:space="preserve">These conclusions are subject to the following limitations. The system operates on single two-dimensional slices of one MRI sequence and uses the tumor core as the reference standard, excluding edema. Only slices with a tumor core of at least 150 mm² were eligible, so small tumors and the thin upper and lower sections of a tumor were not evaluated. The planted seeds were placed by a simulated careful operator with knowledge of the ground truth, so seeds placed by real users may give lower scores, particularly for the original algorithm, which needs three correctly placed seeds. The images were skull-stripped by the dataset providers, which the brain mask of the system relies on. The processing times were measured with several slices running in parallel on one laptop, partly on battery power, and indicate relative speed only. The comparison at equal input and the comparison from the same automatic seed were added after the test run, using results already collected, and are descriptive. Finally, the decision to adopt the running global mean was made by the researchers although it did not meet the pre-set development-set acceptance margin; it was documented before the test set was opened.</w:t>
+        <w:t xml:space="preserve">This study enhanced the Seeded Region Growing (SRG) algorithm of Adams and Bischof (1994) for the localization and delineation of brain tumors on two-dimensional contrast-enhanced T1-weighted MRI slices, with one enhancement for each specific objective, and evaluated the resulting Enhanced Seeded Region Growing (ESRG) algorithm against the original algorithm on a random sample of 600 test patients (300 glioma and 300 meningioma) from the BraTS 2023 dataset, after all parameters had been fixed on a separate development set. The test set was evaluated once, and the results are reported separately for glioma and meningioma. Because the ESRG needs only a tumor seed, the main comparison was made at equal input, against the SRG given the same single tumor seed; the SRG with three seeds, which receives more operator input, is reported as supplementary information. This choice of the main comparison was made after the test results were examined, and the supplementary results are stated below. Based on the results in Chapter Four, the following conclusions are drawn.</w:t>
+      </w:r>
+    </w:p>
+    <w:p>
+      <w:pPr>
+        <w:keepNext w:val="false"/>
+        <w:spacing w:after="0" w:before="0" w:line="360"/>
+        <w:ind w:firstLine="720"/>
+        <w:jc w:val="both"/>
+      </w:pPr>
+      <w:r>
+        <w:rPr>
+          <w:rFonts w:ascii="Times New Roman" w:cs="Times New Roman" w:eastAsia="Times New Roman" w:hAnsi="Times New Roman"/>
+          <w:sz w:val="24"/>
+          <w:szCs w:val="24"/>
+        </w:rPr>
+        <w:t xml:space="preserve">First, automatic seed selection through Multi-Level Otsu Thresholding with connected-component filtering makes the segmentation reproducible and removes its dependence on where the operator clicks: repeated runs produced identical masks on every slice, whereas moving the planted seeds of the SRG by a few millimeters changed its DSC by at least 0.20 on 30.0% of glioma and 6.0% of meningioma slices. The automatic seed was placed inside the tumor on 85.0% of meningioma slices, with a lower confidence bound of 80.5% that meets the 70% target, but on 58.3% of glioma slices (lower bound 52.7%). When the seed hit the tumor, the automatic ESRG reached a mean DSC of 0.609 for glioma and 0.833 for meningioma; when it missed, 0.028 and 0.061. Objective 1 is therefore met for meningioma and met in part for glioma, for which the result is reproducible but the manual seeding option remains necessary.</w:t>
+      </w:r>
+    </w:p>
+    <w:p>
+      <w:pPr>
+        <w:keepNext w:val="false"/>
+        <w:spacing w:after="0" w:before="0" w:line="360"/>
+        <w:ind w:firstLine="720"/>
+        <w:jc w:val="both"/>
+      </w:pPr>
+      <w:r>
+        <w:rPr>
+          <w:rFonts w:ascii="Times New Roman" w:cs="Times New Roman" w:eastAsia="Times New Roman" w:hAnsi="Times New Roman"/>
+          <w:sz w:val="24"/>
+          <w:szCs w:val="24"/>
+        </w:rPr>
+        <w:t xml:space="preserve">Second, the local difference measure computed in the log domain reduced undersegmentation within the ESRG for meningioma: applying it raised the recall of the ESRG from 0.701 to 0.774 and the DSC from 0.747 to 0.806, both significantly. For glioma the change was not significant. The measure is not sufficient on its own: added to the SRG with three seeds, it raised recall only because the region flooded the brain (87.5% of slices), and the mean DSC fell from 0.622 to 0.233 for glioma and from 0.850 to 0.249 for meningioma. Objective 2 is therefore met for meningioma, where the local measure significantly reduces undersegmentation without harming the overlap, and is not demonstrated for glioma; the measure works together with the stopping criterion.</w:t>
+      </w:r>
+    </w:p>
+    <w:p>
+      <w:pPr>
+        <w:keepNext w:val="false"/>
+        <w:spacing w:after="0" w:before="0" w:line="360"/>
+        <w:ind w:firstLine="720"/>
+        <w:jc w:val="both"/>
+      </w:pPr>
+      <w:r>
+        <w:rPr>
+          <w:rFonts w:ascii="Times New Roman" w:cs="Times New Roman" w:eastAsia="Times New Roman" w:hAnsi="Times New Roman"/>
+          <w:sz w:val="24"/>
+          <w:szCs w:val="24"/>
+        </w:rPr>
+        <w:t xml:space="preserve">Third, the stopping criterion that adapts to the intensity variability of the growing region, supported with a global drift guard, decreased boundary leakage in both tumor types. Added to the SRG with one seed, it raised the mean precision from 0.015 to 0.976 for glioma and from 0.012 to 0.956 for meningioma, lowered the HD95, and raised the DSC from 0.030 to 0.379 and from 0.023 to 0.679. Removed from the ESRG, its absence let the region flood the brain on 83.0% of slices and lowered the mean DSC from 0.547 to 0.264 for glioma and from 0.809 to 0.295 for meningioma. Objective 3 is therefore met in both tumor types. Compared with the SRG with three seeds, the criterion with one seed also leaks less but stops before the whole tumor is covered, so its HD95 and DSC are lower; the pre-specified rule, which required this comparison to show a lower HD95 and an unharmed DSC, is therefore not met, and the conclusion rests on the one-seed comparison adopted after the test results were examined.</w:t>
+      </w:r>
+    </w:p>
+    <w:p>
+      <w:pPr>
+        <w:keepNext w:val="false"/>
+        <w:spacing w:after="0" w:before="0" w:line="360"/>
+        <w:ind w:firstLine="720"/>
+        <w:jc w:val="both"/>
+      </w:pPr>
+      <w:r>
+        <w:rPr>
+          <w:rFonts w:ascii="Times New Roman" w:cs="Times New Roman" w:eastAsia="Times New Roman" w:hAnsi="Times New Roman"/>
+          <w:sz w:val="24"/>
+          <w:szCs w:val="24"/>
+        </w:rPr>
+        <w:t xml:space="preserve">Fourth, at equal input the ESRG enhances the SRG. Given the same single planted tumor seed, the SRG has no competing region to stop it and absorbs the whole image (mean DSC 0.030 for glioma and 0.023 for meningioma), whereas the ESRG stops at the tumor (0.554 and 0.806); the ESRG is significantly better in DSC, precision, HD95, and processing time in both tumor types, with large effects. Its automatic version, which needs no operator seed, is also significantly better than the one-seed SRG (mean DSC 0.367 and 0.717). The ESRG is also faster, with a median of 0.37 s and 0.54 s per slice against 7.00 s and 8.18 s for the SRG with one seed.</w:t>
+      </w:r>
+    </w:p>
+    <w:p>
+      <w:pPr>
+        <w:keepNext w:val="false"/>
+        <w:spacing w:after="0" w:before="0" w:line="360"/>
+        <w:ind w:firstLine="720"/>
+        <w:jc w:val="both"/>
+      </w:pPr>
+      <w:r>
+        <w:rPr>
+          <w:rFonts w:ascii="Times New Roman" w:cs="Times New Roman" w:eastAsia="Times New Roman" w:hAnsi="Times New Roman"/>
+          <w:sz w:val="24"/>
+          <w:szCs w:val="24"/>
+        </w:rPr>
+        <w:t xml:space="preserve">As supplementary information, when the SRG is also given a healthy-tissue and a background seed, it obtains the higher DSC (mean 0.622 for glioma and 0.850 for meningioma, against 0.554 and 0.806 for the ESRG), and the same holds when both algorithms start from the same automatic seed. The ESRG is more conservative: it leaks less (higher precision) but covers less of the tumor (lower recall). The ESRG therefore replaces the extra operator input of the original algorithm with its stopping criterion, at the cost of some recall. Performance depended strongly on the tumor type: meningioma was delineated well without any user input (mean DSC 0.717 with automatic seeding), whereas glioma, whose heterogeneous and infiltrative enhancement offers no sharp intensity boundary, remains the practical limit of the method.</w:t>
+      </w:r>
+    </w:p>
+    <w:p>
+      <w:pPr>
+        <w:keepNext w:val="false"/>
+        <w:spacing w:after="0" w:before="0" w:line="360"/>
+        <w:ind w:firstLine="720"/>
+        <w:jc w:val="both"/>
+      </w:pPr>
+      <w:r>
+        <w:rPr>
+          <w:rFonts w:ascii="Times New Roman" w:cs="Times New Roman" w:eastAsia="Times New Roman" w:hAnsi="Times New Roman"/>
+          <w:sz w:val="24"/>
+          <w:szCs w:val="24"/>
+        </w:rPr>
+        <w:t xml:space="preserve">These conclusions are subject to the following limitations. The system operates on single two-dimensional slices of one MRI sequence and uses the tumor core as the reference standard, excluding edema. Only slices with a tumor core of at least 150 mm² were eligible, so small tumors and the thin upper and lower sections of a tumor were not evaluated. The planted seeds were placed by a simulated careful operator with knowledge of the ground truth, so seeds placed by real users may give lower scores, particularly for the original algorithm, which needs three correctly placed seeds. The images were skull-stripped by the dataset providers, which the brain mask of the system relies on. The processing times were measured with several slices running in parallel on one laptop, partly on battery power, and indicate relative speed only. The main comparison at equal input, the conclusions for Objectives 2 and 3 that rest on it, and the comparison from the same automatic seed were defined or adopted after the test run, using results already collected, and should be confirmed on an independent sample. Finally, the decision to adopt the running global mean was made by the researchers although it did not meet the pre-set development-set acceptance margin; it was documented before the test set was opened.</w:t>
       </w:r>
     </w:p>
     <w:p>
@@ -235,7 +235,7 @@
           <w:sz w:val="24"/>
           <w:szCs w:val="24"/>
         </w:rPr>
-        <w:t xml:space="preserve">Second, because the ESRG errs toward undersegmentation while the original algorithm errs toward leakage, future work should combine their strengths: for example, by letting the stopping bounds relax gradually while the region remains compact, or by using competing regions, when the user supplies them, together with the adaptive stopping criterion. Any such change should be tuned on development data and confirmed on an independent test set, as in this study.</w:t>
+        <w:t xml:space="preserve">Second, because the ESRG errs toward undersegmentation while the original algorithm errs toward leakage, future work should combine their strengths: for example, by letting the stopping bounds relax gradually while the region remains compact, or by using competing regions, when the user supplies them, together with the adaptive stopping criterion. Any such change should be tuned on development data and confirmed on an independent test set, as in this study, and the equal-input comparison should be specified before that test.</w:t>
       </w:r>
     </w:p>
     <w:p>
